--- a/Курсовая работа разработка курсовых и дипломных работ.docx
+++ b/Курсовая работа разработка курсовых и дипломных работ.docx
@@ -786,7 +786,7 @@
           <w:shd w:val="clear" w:color="auto" w:fill="FFFFFF"/>
         </w:rPr>
         <w:sectPr>
-          <w:footerReference w:type="default" r:id="rId8"/>
+          <w:footerReference w:type="default" r:id="rId9"/>
           <w:pgSz w:w="11906" w:h="16838"/>
           <w:pgMar w:top="1134" w:right="850" w:bottom="1134" w:left="1701" w:header="708" w:footer="708" w:gutter="0"/>
           <w:cols w:space="708"/>
@@ -814,32 +814,31 @@
     </w:p>
     <w:p>
       <w:pPr>
+        <w:pStyle w:val="1"/>
         <w:jc w:val="center"/>
         <w:rPr>
           <w:rFonts w:ascii="Times New Roman" w:hAnsi="Times New Roman" w:cs="Times New Roman"/>
-          <w:sz w:val="28"/>
-          <w:szCs w:val="28"/>
-        </w:rPr>
-      </w:pPr>
-      <w:r>
-        <w:rPr>
-          <w:rFonts w:ascii="Times New Roman" w:hAnsi="Times New Roman" w:cs="Times New Roman"/>
-          <w:b/>
-          <w:bCs/>
+          <w:color w:val="auto"/>
+          <w:sz w:val="28"/>
+          <w:szCs w:val="28"/>
+        </w:rPr>
+      </w:pPr>
+      <w:bookmarkStart w:id="0" w:name="_Toc221108115"/>
+      <w:r>
+        <w:rPr>
+          <w:rFonts w:ascii="Times New Roman" w:hAnsi="Times New Roman" w:cs="Times New Roman"/>
+          <w:color w:val="auto"/>
           <w:sz w:val="28"/>
           <w:szCs w:val="28"/>
         </w:rPr>
         <w:lastRenderedPageBreak/>
         <w:t>ОГЛАВЛЕНИЕ</w:t>
       </w:r>
+      <w:bookmarkEnd w:id="0"/>
     </w:p>
     <w:sdt>
       <w:sdtPr>
-        <w:rPr>
-          <w:rFonts w:ascii="SimSun" w:eastAsia="SimSun" w:hAnsi="SimSun"/>
-          <w:sz w:val="21"/>
-        </w:rPr>
-        <w:id w:val="147454812"/>
+        <w:id w:val="-484619597"/>
         <w:docPartObj>
           <w:docPartGallery w:val="Table of Contents"/>
           <w:docPartUnique/>
@@ -847,1013 +846,542 @@
       </w:sdtPr>
       <w:sdtEndPr>
         <w:rPr>
-          <w:sz w:val="28"/>
-          <w:szCs w:val="28"/>
+          <w:rFonts w:asciiTheme="minorHAnsi" w:eastAsiaTheme="minorHAnsi" w:hAnsiTheme="minorHAnsi" w:cstheme="minorBidi"/>
+          <w:b/>
+          <w:bCs/>
+          <w:color w:val="auto"/>
+          <w:sz w:val="22"/>
+          <w:szCs w:val="22"/>
+          <w:lang w:eastAsia="en-US"/>
         </w:rPr>
       </w:sdtEndPr>
       <w:sdtContent>
         <w:p>
           <w:pPr>
-            <w:spacing w:after="0" w:line="240" w:lineRule="auto"/>
-            <w:jc w:val="center"/>
+            <w:pStyle w:val="af1"/>
             <w:rPr>
-              <w:rFonts w:ascii="SimSun" w:eastAsia="SimSun" w:hAnsi="SimSun"/>
-              <w:sz w:val="28"/>
-              <w:szCs w:val="28"/>
+              <w:lang w:val="en-US"/>
             </w:rPr>
           </w:pPr>
         </w:p>
-        <w:tbl>
-          <w:tblPr>
-            <w:tblStyle w:val="ae"/>
-            <w:tblW w:w="0" w:type="auto"/>
-            <w:tblBorders>
-              <w:top w:val="none" w:sz="0" w:space="0" w:color="auto"/>
-              <w:left w:val="none" w:sz="0" w:space="0" w:color="auto"/>
-              <w:bottom w:val="none" w:sz="0" w:space="0" w:color="auto"/>
-              <w:right w:val="none" w:sz="0" w:space="0" w:color="auto"/>
-              <w:insideH w:val="none" w:sz="0" w:space="0" w:color="auto"/>
-              <w:insideV w:val="none" w:sz="0" w:space="0" w:color="auto"/>
-            </w:tblBorders>
-            <w:tblLayout w:type="fixed"/>
-            <w:tblLook w:val="04A0" w:firstRow="1" w:lastRow="0" w:firstColumn="1" w:lastColumn="0" w:noHBand="0" w:noVBand="1"/>
-          </w:tblPr>
-          <w:tblGrid>
-            <w:gridCol w:w="8901"/>
-            <w:gridCol w:w="736"/>
-          </w:tblGrid>
-          <w:tr>
-            <w:tc>
-              <w:tcPr>
-                <w:tcW w:w="8901" w:type="dxa"/>
-              </w:tcPr>
-              <w:p>
-                <w:pPr>
-                  <w:spacing w:line="360" w:lineRule="auto"/>
-                  <w:jc w:val="center"/>
-                  <w:rPr>
-                    <w:bCs/>
-                    <w:sz w:val="28"/>
-                    <w:szCs w:val="28"/>
-                  </w:rPr>
-                </w:pPr>
-              </w:p>
-            </w:tc>
-            <w:tc>
-              <w:tcPr>
-                <w:tcW w:w="736" w:type="dxa"/>
-              </w:tcPr>
-              <w:p>
-                <w:pPr>
-                  <w:spacing w:line="360" w:lineRule="auto"/>
-                  <w:jc w:val="center"/>
-                  <w:rPr>
-                    <w:bCs/>
-                    <w:sz w:val="28"/>
-                    <w:szCs w:val="28"/>
-                  </w:rPr>
-                </w:pPr>
-                <w:r>
-                  <w:rPr>
-                    <w:bCs/>
-                    <w:sz w:val="28"/>
-                    <w:szCs w:val="28"/>
-                  </w:rPr>
-                  <w:t>Стр.</w:t>
-                </w:r>
-              </w:p>
-            </w:tc>
-          </w:tr>
-          <w:tr>
-            <w:tc>
-              <w:tcPr>
-                <w:tcW w:w="8901" w:type="dxa"/>
-              </w:tcPr>
-              <w:p>
-                <w:pPr>
-                  <w:spacing w:line="360" w:lineRule="auto"/>
-                  <w:rPr>
-                    <w:bCs/>
-                    <w:sz w:val="28"/>
-                    <w:szCs w:val="28"/>
-                  </w:rPr>
-                </w:pPr>
-                <w:r>
-                  <w:rPr>
-                    <w:bCs/>
-                    <w:sz w:val="28"/>
-                    <w:szCs w:val="28"/>
-                  </w:rPr>
-                  <w:t>ВВЕДЕНИЕ……………………………………………………………</w:t>
-                </w:r>
-                <w:proofErr w:type="gramStart"/>
-                <w:r>
-                  <w:rPr>
-                    <w:bCs/>
-                    <w:sz w:val="28"/>
-                    <w:szCs w:val="28"/>
-                  </w:rPr>
-                  <w:t>…….</w:t>
-                </w:r>
-                <w:proofErr w:type="gramEnd"/>
-                <w:r>
-                  <w:rPr>
-                    <w:bCs/>
-                    <w:sz w:val="28"/>
-                    <w:szCs w:val="28"/>
-                  </w:rPr>
-                  <w:t>.</w:t>
-                </w:r>
-              </w:p>
-            </w:tc>
-            <w:tc>
-              <w:tcPr>
-                <w:tcW w:w="736" w:type="dxa"/>
-                <w:vAlign w:val="center"/>
-              </w:tcPr>
-              <w:p>
-                <w:pPr>
-                  <w:spacing w:line="360" w:lineRule="auto"/>
-                  <w:jc w:val="center"/>
-                  <w:rPr>
-                    <w:bCs/>
-                    <w:sz w:val="28"/>
-                    <w:szCs w:val="28"/>
-                  </w:rPr>
-                </w:pPr>
-                <w:r>
-                  <w:rPr>
-                    <w:bCs/>
-                    <w:sz w:val="28"/>
-                    <w:szCs w:val="28"/>
-                  </w:rPr>
-                  <w:t>3</w:t>
-                </w:r>
-              </w:p>
-            </w:tc>
-          </w:tr>
-          <w:tr>
-            <w:tc>
-              <w:tcPr>
-                <w:tcW w:w="8901" w:type="dxa"/>
-              </w:tcPr>
-              <w:p>
-                <w:pPr>
-                  <w:spacing w:line="360" w:lineRule="auto"/>
-                  <w:rPr>
-                    <w:bCs/>
-                    <w:sz w:val="28"/>
-                    <w:szCs w:val="28"/>
-                  </w:rPr>
-                </w:pPr>
-                <w:r>
-                  <w:rPr>
-                    <w:bCs/>
-                    <w:sz w:val="28"/>
-                    <w:szCs w:val="28"/>
-                  </w:rPr>
-                  <w:t>ГЛАВА 1. АНАЛИТИЧЕСКАЯ ЧАСТЬ……………………………………</w:t>
-                </w:r>
-              </w:p>
-            </w:tc>
-            <w:tc>
-              <w:tcPr>
-                <w:tcW w:w="736" w:type="dxa"/>
-                <w:vAlign w:val="center"/>
-              </w:tcPr>
-              <w:p>
-                <w:pPr>
-                  <w:spacing w:line="360" w:lineRule="auto"/>
-                  <w:jc w:val="center"/>
-                  <w:rPr>
-                    <w:bCs/>
-                    <w:sz w:val="28"/>
-                    <w:szCs w:val="28"/>
-                  </w:rPr>
-                </w:pPr>
-                <w:r>
-                  <w:rPr>
-                    <w:bCs/>
-                    <w:sz w:val="28"/>
-                    <w:szCs w:val="28"/>
-                  </w:rPr>
-                  <w:t>6</w:t>
-                </w:r>
-              </w:p>
-            </w:tc>
-          </w:tr>
-          <w:tr>
-            <w:tc>
-              <w:tcPr>
-                <w:tcW w:w="8901" w:type="dxa"/>
-              </w:tcPr>
-              <w:p>
-                <w:pPr>
-                  <w:pStyle w:val="a9"/>
-                  <w:numPr>
-                    <w:ilvl w:val="1"/>
-                    <w:numId w:val="20"/>
-                  </w:numPr>
-                  <w:spacing w:after="0" w:line="360" w:lineRule="auto"/>
-                  <w:ind w:right="-141"/>
-                  <w:rPr>
-                    <w:bCs/>
-                    <w:sz w:val="28"/>
-                    <w:szCs w:val="28"/>
-                  </w:rPr>
-                </w:pPr>
-                <w:r>
-                  <w:rPr>
-                    <w:bCs/>
-                    <w:sz w:val="28"/>
-                    <w:szCs w:val="28"/>
-                  </w:rPr>
-                  <w:t>. Анализ предметной области…………………………………......</w:t>
-                </w:r>
-              </w:p>
-            </w:tc>
-            <w:tc>
-              <w:tcPr>
-                <w:tcW w:w="736" w:type="dxa"/>
-                <w:vAlign w:val="center"/>
-              </w:tcPr>
-              <w:p>
-                <w:pPr>
-                  <w:spacing w:line="360" w:lineRule="auto"/>
-                  <w:jc w:val="center"/>
-                  <w:rPr>
-                    <w:bCs/>
-                    <w:sz w:val="28"/>
-                    <w:szCs w:val="28"/>
-                  </w:rPr>
-                </w:pPr>
-                <w:r>
-                  <w:rPr>
-                    <w:bCs/>
-                    <w:sz w:val="28"/>
-                    <w:szCs w:val="28"/>
-                  </w:rPr>
-                  <w:t>6</w:t>
-                </w:r>
-              </w:p>
-            </w:tc>
-          </w:tr>
-          <w:tr>
-            <w:tc>
-              <w:tcPr>
-                <w:tcW w:w="8901" w:type="dxa"/>
-              </w:tcPr>
-              <w:p>
-                <w:pPr>
-                  <w:spacing w:line="360" w:lineRule="auto"/>
-                  <w:ind w:left="740"/>
-                  <w:rPr>
-                    <w:bCs/>
-                    <w:sz w:val="28"/>
-                    <w:szCs w:val="28"/>
-                  </w:rPr>
-                </w:pPr>
-                <w:r>
-                  <w:rPr>
-                    <w:bCs/>
-                    <w:sz w:val="28"/>
-                    <w:szCs w:val="28"/>
-                  </w:rPr>
-                  <w:t xml:space="preserve">1.2. </w:t>
-                </w:r>
-                <w:r>
-                  <w:rPr>
-                    <w:bCs/>
-                    <w:sz w:val="28"/>
-                    <w:szCs w:val="28"/>
-                  </w:rPr>
-                  <w:t>Техническое задание…………………………………………...</w:t>
-                </w:r>
-                <w:r>
-                  <w:rPr>
-                    <w:bCs/>
-                    <w:sz w:val="28"/>
-                    <w:szCs w:val="28"/>
-                  </w:rPr>
-                  <w:t>...</w:t>
-                </w:r>
-              </w:p>
-            </w:tc>
-            <w:tc>
-              <w:tcPr>
-                <w:tcW w:w="736" w:type="dxa"/>
-                <w:vAlign w:val="center"/>
-              </w:tcPr>
-              <w:p>
-                <w:pPr>
-                  <w:spacing w:line="360" w:lineRule="auto"/>
-                  <w:jc w:val="center"/>
-                  <w:rPr>
-                    <w:bCs/>
-                    <w:sz w:val="28"/>
-                    <w:szCs w:val="28"/>
-                  </w:rPr>
-                </w:pPr>
-                <w:r>
-                  <w:rPr>
-                    <w:bCs/>
-                    <w:sz w:val="28"/>
-                    <w:szCs w:val="28"/>
-                  </w:rPr>
-                  <w:t>14</w:t>
-                </w:r>
-              </w:p>
-            </w:tc>
-          </w:tr>
-          <w:tr>
-            <w:tc>
-              <w:tcPr>
-                <w:tcW w:w="8901" w:type="dxa"/>
-              </w:tcPr>
-              <w:p>
-                <w:pPr>
-                  <w:spacing w:line="360" w:lineRule="auto"/>
-                  <w:rPr>
-                    <w:bCs/>
-                    <w:sz w:val="28"/>
-                    <w:szCs w:val="28"/>
-                  </w:rPr>
-                </w:pPr>
-                <w:r>
-                  <w:rPr>
-                    <w:bCs/>
-                    <w:sz w:val="28"/>
-                    <w:szCs w:val="28"/>
-                  </w:rPr>
-                  <w:t>ВЫВОДЫ ПО ГЛАВЕ 1………………………………………………</w:t>
-                </w:r>
-                <w:proofErr w:type="gramStart"/>
-                <w:r>
-                  <w:rPr>
-                    <w:bCs/>
-                    <w:sz w:val="28"/>
-                    <w:szCs w:val="28"/>
-                  </w:rPr>
-                  <w:t>…….</w:t>
-                </w:r>
-                <w:proofErr w:type="gramEnd"/>
-              </w:p>
-            </w:tc>
-            <w:tc>
-              <w:tcPr>
-                <w:tcW w:w="736" w:type="dxa"/>
-                <w:vAlign w:val="center"/>
-              </w:tcPr>
-              <w:p>
-                <w:pPr>
-                  <w:spacing w:line="360" w:lineRule="auto"/>
-                  <w:jc w:val="center"/>
-                  <w:rPr>
-                    <w:bCs/>
-                    <w:sz w:val="28"/>
-                    <w:szCs w:val="28"/>
-                  </w:rPr>
-                </w:pPr>
-                <w:r>
-                  <w:rPr>
-                    <w:bCs/>
-                    <w:sz w:val="28"/>
-                    <w:szCs w:val="28"/>
-                  </w:rPr>
-                  <w:t>17</w:t>
-                </w:r>
-              </w:p>
-            </w:tc>
-          </w:tr>
-          <w:tr>
-            <w:tc>
-              <w:tcPr>
-                <w:tcW w:w="8901" w:type="dxa"/>
-              </w:tcPr>
-              <w:p>
-                <w:pPr>
-                  <w:spacing w:line="360" w:lineRule="auto"/>
-                  <w:rPr>
-                    <w:bCs/>
-                    <w:sz w:val="28"/>
-                    <w:szCs w:val="28"/>
-                  </w:rPr>
-                </w:pPr>
-                <w:r>
-                  <w:rPr>
-                    <w:bCs/>
-                    <w:sz w:val="28"/>
-                    <w:szCs w:val="28"/>
-                  </w:rPr>
-                  <w:t>ГЛАВА 2. КОНСТРУКТОРСКАЯ ЧАСТЬ………………………………...</w:t>
-                </w:r>
-              </w:p>
-            </w:tc>
-            <w:tc>
-              <w:tcPr>
-                <w:tcW w:w="736" w:type="dxa"/>
-                <w:vAlign w:val="center"/>
-              </w:tcPr>
-              <w:p>
-                <w:pPr>
-                  <w:spacing w:line="360" w:lineRule="auto"/>
-                  <w:jc w:val="center"/>
-                  <w:rPr>
-                    <w:bCs/>
-                    <w:sz w:val="28"/>
-                    <w:szCs w:val="28"/>
-                  </w:rPr>
-                </w:pPr>
-                <w:r>
-                  <w:rPr>
-                    <w:bCs/>
-                    <w:sz w:val="28"/>
-                    <w:szCs w:val="28"/>
-                  </w:rPr>
-                  <w:t>18</w:t>
-                </w:r>
-              </w:p>
-            </w:tc>
-          </w:tr>
-          <w:tr>
-            <w:tc>
-              <w:tcPr>
-                <w:tcW w:w="8901" w:type="dxa"/>
-              </w:tcPr>
-              <w:p>
-                <w:pPr>
-                  <w:pStyle w:val="a9"/>
-                  <w:spacing w:line="360" w:lineRule="auto"/>
-                  <w:rPr>
-                    <w:bCs/>
-                    <w:sz w:val="28"/>
-                    <w:szCs w:val="28"/>
-                  </w:rPr>
-                </w:pPr>
-                <w:r>
-                  <w:rPr>
-                    <w:bCs/>
-                    <w:sz w:val="28"/>
-                    <w:szCs w:val="28"/>
-                  </w:rPr>
-                  <w:t>2.1. Архитектура программы…………………………………………</w:t>
-                </w:r>
-              </w:p>
-            </w:tc>
-            <w:tc>
-              <w:tcPr>
-                <w:tcW w:w="736" w:type="dxa"/>
-                <w:vAlign w:val="center"/>
-              </w:tcPr>
-              <w:p>
-                <w:pPr>
-                  <w:spacing w:line="360" w:lineRule="auto"/>
-                  <w:jc w:val="center"/>
-                  <w:rPr>
-                    <w:bCs/>
-                    <w:sz w:val="28"/>
-                    <w:szCs w:val="28"/>
-                  </w:rPr>
-                </w:pPr>
-                <w:r>
-                  <w:rPr>
-                    <w:bCs/>
-                    <w:sz w:val="28"/>
-                    <w:szCs w:val="28"/>
-                  </w:rPr>
-                  <w:t>18</w:t>
-                </w:r>
-              </w:p>
-            </w:tc>
-          </w:tr>
-          <w:tr>
-            <w:tc>
-              <w:tcPr>
-                <w:tcW w:w="8901" w:type="dxa"/>
-              </w:tcPr>
-              <w:p>
-                <w:pPr>
-                  <w:pStyle w:val="a9"/>
-                  <w:spacing w:line="360" w:lineRule="auto"/>
-                  <w:rPr>
-                    <w:bCs/>
-                    <w:sz w:val="28"/>
-                    <w:szCs w:val="28"/>
-                  </w:rPr>
-                </w:pPr>
-                <w:r>
-                  <w:rPr>
-                    <w:bCs/>
-                    <w:sz w:val="28"/>
-                    <w:szCs w:val="28"/>
-                  </w:rPr>
-                  <w:t>2.2. Описание алгоритмов и функционирования программы……...</w:t>
-                </w:r>
-              </w:p>
-            </w:tc>
-            <w:tc>
-              <w:tcPr>
-                <w:tcW w:w="736" w:type="dxa"/>
-                <w:vAlign w:val="center"/>
-              </w:tcPr>
-              <w:p>
-                <w:pPr>
-                  <w:spacing w:line="360" w:lineRule="auto"/>
-                  <w:jc w:val="center"/>
-                  <w:rPr>
-                    <w:bCs/>
-                    <w:sz w:val="28"/>
-                    <w:szCs w:val="28"/>
-                  </w:rPr>
-                </w:pPr>
-                <w:r>
-                  <w:rPr>
-                    <w:bCs/>
-                    <w:sz w:val="28"/>
-                    <w:szCs w:val="28"/>
-                  </w:rPr>
-                  <w:t>22</w:t>
-                </w:r>
-              </w:p>
-            </w:tc>
-          </w:tr>
-          <w:tr>
-            <w:tc>
-              <w:tcPr>
-                <w:tcW w:w="8901" w:type="dxa"/>
-              </w:tcPr>
-              <w:p>
-                <w:pPr>
-                  <w:pStyle w:val="a9"/>
-                  <w:spacing w:line="360" w:lineRule="auto"/>
-                  <w:ind w:left="31"/>
-                  <w:rPr>
-                    <w:bCs/>
-                    <w:sz w:val="28"/>
-                    <w:szCs w:val="28"/>
-                  </w:rPr>
-                </w:pPr>
-                <w:r>
-                  <w:rPr>
-                    <w:bCs/>
-                    <w:sz w:val="28"/>
-                    <w:szCs w:val="28"/>
-                  </w:rPr>
-                  <w:t>ВЫВОДЫ ПО ГЛАВЕ 2………………………………………………</w:t>
-                </w:r>
-                <w:proofErr w:type="gramStart"/>
-                <w:r>
-                  <w:rPr>
-                    <w:bCs/>
-                    <w:sz w:val="28"/>
-                    <w:szCs w:val="28"/>
-                  </w:rPr>
-                  <w:t>…….</w:t>
-                </w:r>
-                <w:proofErr w:type="gramEnd"/>
-              </w:p>
-            </w:tc>
-            <w:tc>
-              <w:tcPr>
-                <w:tcW w:w="736" w:type="dxa"/>
-                <w:vAlign w:val="center"/>
-              </w:tcPr>
-              <w:p>
-                <w:pPr>
-                  <w:spacing w:line="360" w:lineRule="auto"/>
-                  <w:jc w:val="center"/>
-                  <w:rPr>
-                    <w:bCs/>
-                    <w:sz w:val="28"/>
-                    <w:szCs w:val="28"/>
-                  </w:rPr>
-                </w:pPr>
-                <w:r>
-                  <w:rPr>
-                    <w:bCs/>
-                    <w:sz w:val="28"/>
-                    <w:szCs w:val="28"/>
-                  </w:rPr>
-                  <w:t>27</w:t>
-                </w:r>
-              </w:p>
-            </w:tc>
-          </w:tr>
-          <w:tr>
-            <w:tc>
-              <w:tcPr>
-                <w:tcW w:w="8901" w:type="dxa"/>
-              </w:tcPr>
-              <w:p>
-                <w:pPr>
-                  <w:pStyle w:val="a9"/>
-                  <w:spacing w:line="360" w:lineRule="auto"/>
-                  <w:ind w:left="31"/>
-                  <w:rPr>
-                    <w:bCs/>
-                    <w:sz w:val="28"/>
-                    <w:szCs w:val="28"/>
-                  </w:rPr>
-                </w:pPr>
-                <w:r>
-                  <w:rPr>
-                    <w:bCs/>
-                    <w:sz w:val="28"/>
-                    <w:szCs w:val="28"/>
-                  </w:rPr>
-                  <w:t>ГЛАВА 3. ЭКСПЕРИМЕНТАЛЬНО-ПРИКЛАДНАЯ ЧАСТЬ……</w:t>
-                </w:r>
-                <w:proofErr w:type="gramStart"/>
-                <w:r>
-                  <w:rPr>
-                    <w:bCs/>
-                    <w:sz w:val="28"/>
-                    <w:szCs w:val="28"/>
-                  </w:rPr>
-                  <w:t>…….</w:t>
-                </w:r>
-                <w:proofErr w:type="gramEnd"/>
-                <w:r>
-                  <w:rPr>
-                    <w:bCs/>
-                    <w:sz w:val="28"/>
-                    <w:szCs w:val="28"/>
-                  </w:rPr>
-                  <w:t>.</w:t>
-                </w:r>
-              </w:p>
-            </w:tc>
-            <w:tc>
-              <w:tcPr>
-                <w:tcW w:w="736" w:type="dxa"/>
-                <w:vAlign w:val="center"/>
-              </w:tcPr>
-              <w:p>
-                <w:pPr>
-                  <w:spacing w:line="360" w:lineRule="auto"/>
-                  <w:jc w:val="center"/>
-                  <w:rPr>
-                    <w:bCs/>
-                    <w:sz w:val="28"/>
-                    <w:szCs w:val="28"/>
-                  </w:rPr>
-                </w:pPr>
-                <w:r>
-                  <w:rPr>
-                    <w:bCs/>
-                    <w:sz w:val="28"/>
-                    <w:szCs w:val="28"/>
-                  </w:rPr>
-                  <w:t>28</w:t>
-                </w:r>
-              </w:p>
-            </w:tc>
-          </w:tr>
-          <w:tr>
-            <w:tc>
-              <w:tcPr>
-                <w:tcW w:w="8901" w:type="dxa"/>
-              </w:tcPr>
-              <w:p>
-                <w:pPr>
-                  <w:pStyle w:val="a9"/>
-                  <w:spacing w:line="360" w:lineRule="auto"/>
-                  <w:ind w:left="740"/>
-                  <w:rPr>
-                    <w:bCs/>
-                    <w:sz w:val="28"/>
-                    <w:szCs w:val="28"/>
-                  </w:rPr>
-                </w:pPr>
-                <w:r>
-                  <w:rPr>
-                    <w:bCs/>
-                    <w:sz w:val="28"/>
-                    <w:szCs w:val="28"/>
-                  </w:rPr>
-                  <w:t>3.1. Тестирование и опытная эксплуатация программы…………...</w:t>
-                </w:r>
-              </w:p>
-            </w:tc>
-            <w:tc>
-              <w:tcPr>
-                <w:tcW w:w="736" w:type="dxa"/>
-                <w:vAlign w:val="center"/>
-              </w:tcPr>
-              <w:p>
-                <w:pPr>
-                  <w:spacing w:line="360" w:lineRule="auto"/>
-                  <w:jc w:val="center"/>
-                  <w:rPr>
-                    <w:bCs/>
-                    <w:sz w:val="28"/>
-                    <w:szCs w:val="28"/>
-                  </w:rPr>
-                </w:pPr>
-                <w:r>
-                  <w:rPr>
-                    <w:bCs/>
-                    <w:sz w:val="28"/>
-                    <w:szCs w:val="28"/>
-                  </w:rPr>
-                  <w:t>28</w:t>
-                </w:r>
-              </w:p>
-            </w:tc>
-          </w:tr>
-          <w:tr>
-            <w:tc>
-              <w:tcPr>
-                <w:tcW w:w="8901" w:type="dxa"/>
-              </w:tcPr>
-              <w:p>
-                <w:pPr>
-                  <w:pStyle w:val="a9"/>
-                  <w:spacing w:line="360" w:lineRule="auto"/>
-                  <w:ind w:left="740"/>
-                  <w:rPr>
-                    <w:bCs/>
-                    <w:sz w:val="28"/>
-                    <w:szCs w:val="28"/>
-                  </w:rPr>
-                </w:pPr>
-                <w:r>
-                  <w:rPr>
-                    <w:bCs/>
-                    <w:sz w:val="28"/>
-                    <w:szCs w:val="28"/>
-                  </w:rPr>
-                  <w:t>3.2. Руководство пользователя…………………………………</w:t>
-                </w:r>
-                <w:proofErr w:type="gramStart"/>
-                <w:r>
-                  <w:rPr>
-                    <w:bCs/>
-                    <w:sz w:val="28"/>
-                    <w:szCs w:val="28"/>
-                  </w:rPr>
-                  <w:t>…….</w:t>
-                </w:r>
-                <w:proofErr w:type="gramEnd"/>
-              </w:p>
-            </w:tc>
-            <w:tc>
-              <w:tcPr>
-                <w:tcW w:w="736" w:type="dxa"/>
-                <w:vAlign w:val="center"/>
-              </w:tcPr>
-              <w:p>
-                <w:pPr>
-                  <w:spacing w:line="360" w:lineRule="auto"/>
-                  <w:jc w:val="center"/>
-                  <w:rPr>
-                    <w:bCs/>
-                    <w:sz w:val="28"/>
-                    <w:szCs w:val="28"/>
-                  </w:rPr>
-                </w:pPr>
-                <w:r>
-                  <w:rPr>
-                    <w:bCs/>
-                    <w:sz w:val="28"/>
-                    <w:szCs w:val="28"/>
-                  </w:rPr>
-                  <w:t>33</w:t>
-                </w:r>
-              </w:p>
-            </w:tc>
-          </w:tr>
-          <w:tr>
-            <w:tc>
-              <w:tcPr>
-                <w:tcW w:w="8901" w:type="dxa"/>
-              </w:tcPr>
-              <w:p>
-                <w:pPr>
-                  <w:pStyle w:val="a9"/>
-                  <w:spacing w:line="360" w:lineRule="auto"/>
-                  <w:ind w:left="31"/>
-                  <w:rPr>
-                    <w:bCs/>
-                    <w:sz w:val="28"/>
-                    <w:szCs w:val="28"/>
-                  </w:rPr>
-                </w:pPr>
-                <w:r>
-                  <w:rPr>
-                    <w:bCs/>
-                    <w:sz w:val="28"/>
-                    <w:szCs w:val="28"/>
-                  </w:rPr>
-                  <w:t>ВЫВОДЫ ПО ГЛАВЕ 3………………………………………………</w:t>
-                </w:r>
-                <w:proofErr w:type="gramStart"/>
-                <w:r>
-                  <w:rPr>
-                    <w:bCs/>
-                    <w:sz w:val="28"/>
-                    <w:szCs w:val="28"/>
-                  </w:rPr>
-                  <w:t>…….</w:t>
-                </w:r>
-                <w:proofErr w:type="gramEnd"/>
-              </w:p>
-            </w:tc>
-            <w:tc>
-              <w:tcPr>
-                <w:tcW w:w="736" w:type="dxa"/>
-                <w:vAlign w:val="center"/>
-              </w:tcPr>
-              <w:p>
-                <w:pPr>
-                  <w:spacing w:line="360" w:lineRule="auto"/>
-                  <w:jc w:val="center"/>
-                  <w:rPr>
-                    <w:bCs/>
-                    <w:sz w:val="28"/>
-                    <w:szCs w:val="28"/>
-                  </w:rPr>
-                </w:pPr>
-                <w:r>
-                  <w:rPr>
-                    <w:bCs/>
-                    <w:sz w:val="28"/>
-                    <w:szCs w:val="28"/>
-                  </w:rPr>
-                  <w:t>43</w:t>
-                </w:r>
-              </w:p>
-            </w:tc>
-          </w:tr>
-          <w:tr>
-            <w:tc>
-              <w:tcPr>
-                <w:tcW w:w="8901" w:type="dxa"/>
-              </w:tcPr>
-              <w:p>
-                <w:pPr>
-                  <w:pStyle w:val="a9"/>
-                  <w:spacing w:line="360" w:lineRule="auto"/>
-                  <w:ind w:left="31"/>
-                  <w:rPr>
-                    <w:bCs/>
-                    <w:sz w:val="28"/>
-                    <w:szCs w:val="28"/>
-                  </w:rPr>
-                </w:pPr>
-                <w:r>
-                  <w:rPr>
-                    <w:bCs/>
-                    <w:sz w:val="28"/>
-                    <w:szCs w:val="28"/>
-                  </w:rPr>
-                  <w:t>ЗАКЛЮЧЕНИЕ……………………………………………………………...</w:t>
-                </w:r>
-              </w:p>
-            </w:tc>
-            <w:tc>
-              <w:tcPr>
-                <w:tcW w:w="736" w:type="dxa"/>
-                <w:vAlign w:val="center"/>
-              </w:tcPr>
-              <w:p>
-                <w:pPr>
-                  <w:spacing w:line="360" w:lineRule="auto"/>
-                  <w:jc w:val="center"/>
-                  <w:rPr>
-                    <w:bCs/>
-                    <w:sz w:val="28"/>
-                    <w:szCs w:val="28"/>
-                  </w:rPr>
-                </w:pPr>
-                <w:r>
-                  <w:rPr>
-                    <w:bCs/>
-                    <w:sz w:val="28"/>
-                    <w:szCs w:val="28"/>
-                  </w:rPr>
-                  <w:t>44</w:t>
-                </w:r>
-              </w:p>
-            </w:tc>
-          </w:tr>
-          <w:tr>
-            <w:tc>
-              <w:tcPr>
-                <w:tcW w:w="8901" w:type="dxa"/>
-              </w:tcPr>
-              <w:p>
-                <w:pPr>
-                  <w:pStyle w:val="a9"/>
-                  <w:spacing w:line="360" w:lineRule="auto"/>
-                  <w:ind w:left="31"/>
-                  <w:rPr>
-                    <w:bCs/>
-                    <w:sz w:val="28"/>
-                    <w:szCs w:val="28"/>
-                  </w:rPr>
-                </w:pPr>
-                <w:r>
-                  <w:rPr>
-                    <w:bCs/>
-                    <w:sz w:val="28"/>
-                    <w:szCs w:val="28"/>
-                  </w:rPr>
-                  <w:t>СПИСОК ЛИТЕРАТУРЫ…………………………………………………...</w:t>
-                </w:r>
-              </w:p>
-            </w:tc>
-            <w:tc>
-              <w:tcPr>
-                <w:tcW w:w="736" w:type="dxa"/>
-                <w:vAlign w:val="center"/>
-              </w:tcPr>
-              <w:p>
-                <w:pPr>
-                  <w:spacing w:line="360" w:lineRule="auto"/>
-                  <w:jc w:val="center"/>
-                  <w:rPr>
-                    <w:bCs/>
-                    <w:sz w:val="28"/>
-                    <w:szCs w:val="28"/>
-                  </w:rPr>
-                </w:pPr>
-                <w:r>
-                  <w:rPr>
-                    <w:bCs/>
-                    <w:sz w:val="28"/>
-                    <w:szCs w:val="28"/>
-                  </w:rPr>
-                  <w:t>46</w:t>
-                </w:r>
-              </w:p>
-            </w:tc>
-          </w:tr>
-          <w:tr>
-            <w:tc>
-              <w:tcPr>
-                <w:tcW w:w="8901" w:type="dxa"/>
-              </w:tcPr>
-              <w:p>
-                <w:pPr>
-                  <w:pStyle w:val="a9"/>
-                  <w:spacing w:line="360" w:lineRule="auto"/>
-                  <w:ind w:left="31"/>
-                  <w:rPr>
-                    <w:bCs/>
-                    <w:sz w:val="28"/>
-                    <w:szCs w:val="28"/>
-                  </w:rPr>
-                </w:pPr>
-                <w:r>
-                  <w:rPr>
-                    <w:bCs/>
-                    <w:sz w:val="28"/>
-                    <w:szCs w:val="28"/>
-                  </w:rPr>
-                  <w:t>ПРИЛОЖЕНИЯ……………………………………………………………...</w:t>
-                </w:r>
-              </w:p>
-            </w:tc>
-            <w:tc>
-              <w:tcPr>
-                <w:tcW w:w="736" w:type="dxa"/>
-                <w:vAlign w:val="center"/>
-              </w:tcPr>
-              <w:p>
-                <w:pPr>
-                  <w:spacing w:line="360" w:lineRule="auto"/>
-                  <w:jc w:val="center"/>
-                  <w:rPr>
-                    <w:bCs/>
-                    <w:sz w:val="28"/>
-                    <w:szCs w:val="28"/>
-                  </w:rPr>
-                </w:pPr>
-                <w:r>
-                  <w:rPr>
-                    <w:bCs/>
-                    <w:sz w:val="28"/>
-                    <w:szCs w:val="28"/>
-                  </w:rPr>
-                  <w:t>48</w:t>
-                </w:r>
-              </w:p>
-            </w:tc>
-          </w:tr>
-        </w:tbl>
         <w:p>
           <w:pPr>
-            <w:spacing w:after="0" w:line="240" w:lineRule="auto"/>
-            <w:jc w:val="center"/>
+            <w:pStyle w:val="11"/>
+            <w:tabs>
+              <w:tab w:val="right" w:leader="dot" w:pos="9345"/>
+            </w:tabs>
             <w:rPr>
-              <w:sz w:val="28"/>
-              <w:szCs w:val="28"/>
+              <w:rFonts w:eastAsiaTheme="minorEastAsia"/>
+              <w:noProof/>
+              <w:kern w:val="2"/>
+              <w:sz w:val="24"/>
+              <w:szCs w:val="24"/>
+              <w:lang w:eastAsia="ru-RU"/>
+              <w14:ligatures w14:val="standardContextual"/>
             </w:rPr>
           </w:pPr>
+          <w:r>
+            <w:fldChar w:fldCharType="begin"/>
+          </w:r>
+          <w:r>
+            <w:instrText xml:space="preserve"> TOC \o "1-3" \h \z \u </w:instrText>
+          </w:r>
+          <w:r>
+            <w:fldChar w:fldCharType="separate"/>
+          </w:r>
+          <w:hyperlink w:anchor="_Toc221108115" w:history="1">
+            <w:r>
+              <w:rPr>
+                <w:rStyle w:val="a4"/>
+                <w:rFonts w:ascii="Times New Roman" w:hAnsi="Times New Roman" w:cs="Times New Roman"/>
+                <w:noProof/>
+              </w:rPr>
+              <w:t>ОГЛАВЛЕНИЕ</w:t>
+            </w:r>
+            <w:r>
+              <w:rPr>
+                <w:noProof/>
+                <w:webHidden/>
+              </w:rPr>
+              <w:tab/>
+            </w:r>
+            <w:r>
+              <w:rPr>
+                <w:noProof/>
+                <w:webHidden/>
+              </w:rPr>
+              <w:fldChar w:fldCharType="begin"/>
+            </w:r>
+            <w:r>
+              <w:rPr>
+                <w:noProof/>
+                <w:webHidden/>
+              </w:rPr>
+              <w:instrText xml:space="preserve"> PAGEREF _Toc221108115 \h </w:instrText>
+            </w:r>
+            <w:r>
+              <w:rPr>
+                <w:noProof/>
+                <w:webHidden/>
+              </w:rPr>
+            </w:r>
+            <w:r>
+              <w:rPr>
+                <w:noProof/>
+                <w:webHidden/>
+              </w:rPr>
+              <w:fldChar w:fldCharType="separate"/>
+            </w:r>
+            <w:r>
+              <w:rPr>
+                <w:noProof/>
+                <w:webHidden/>
+              </w:rPr>
+              <w:t>2</w:t>
+            </w:r>
+            <w:r>
+              <w:rPr>
+                <w:noProof/>
+                <w:webHidden/>
+              </w:rPr>
+              <w:fldChar w:fldCharType="end"/>
+            </w:r>
+          </w:hyperlink>
+        </w:p>
+        <w:p>
+          <w:pPr>
+            <w:pStyle w:val="11"/>
+            <w:tabs>
+              <w:tab w:val="right" w:leader="dot" w:pos="9345"/>
+            </w:tabs>
+            <w:rPr>
+              <w:rFonts w:eastAsiaTheme="minorEastAsia"/>
+              <w:noProof/>
+              <w:kern w:val="2"/>
+              <w:sz w:val="24"/>
+              <w:szCs w:val="24"/>
+              <w:lang w:eastAsia="ru-RU"/>
+              <w14:ligatures w14:val="standardContextual"/>
+            </w:rPr>
+          </w:pPr>
+          <w:hyperlink w:anchor="_Toc221108116" w:history="1">
+            <w:r>
+              <w:rPr>
+                <w:rStyle w:val="a4"/>
+                <w:rFonts w:ascii="Times New Roman" w:hAnsi="Times New Roman" w:cs="Times New Roman"/>
+                <w:noProof/>
+              </w:rPr>
+              <w:t>ВВЕДЕНИЕ</w:t>
+            </w:r>
+            <w:r>
+              <w:rPr>
+                <w:noProof/>
+                <w:webHidden/>
+              </w:rPr>
+              <w:tab/>
+            </w:r>
+            <w:r>
+              <w:rPr>
+                <w:noProof/>
+                <w:webHidden/>
+              </w:rPr>
+              <w:fldChar w:fldCharType="begin"/>
+            </w:r>
+            <w:r>
+              <w:rPr>
+                <w:noProof/>
+                <w:webHidden/>
+              </w:rPr>
+              <w:instrText xml:space="preserve"> PAGEREF _Toc221108116 \h </w:instrText>
+            </w:r>
+            <w:r>
+              <w:rPr>
+                <w:noProof/>
+                <w:webHidden/>
+              </w:rPr>
+            </w:r>
+            <w:r>
+              <w:rPr>
+                <w:noProof/>
+                <w:webHidden/>
+              </w:rPr>
+              <w:fldChar w:fldCharType="separate"/>
+            </w:r>
+            <w:r>
+              <w:rPr>
+                <w:noProof/>
+                <w:webHidden/>
+              </w:rPr>
+              <w:t>3</w:t>
+            </w:r>
+            <w:r>
+              <w:rPr>
+                <w:noProof/>
+                <w:webHidden/>
+              </w:rPr>
+              <w:fldChar w:fldCharType="end"/>
+            </w:r>
+          </w:hyperlink>
+        </w:p>
+        <w:p>
+          <w:pPr>
+            <w:pStyle w:val="11"/>
+            <w:tabs>
+              <w:tab w:val="right" w:leader="dot" w:pos="9345"/>
+            </w:tabs>
+            <w:rPr>
+              <w:rFonts w:eastAsiaTheme="minorEastAsia"/>
+              <w:noProof/>
+              <w:kern w:val="2"/>
+              <w:sz w:val="24"/>
+              <w:szCs w:val="24"/>
+              <w:lang w:eastAsia="ru-RU"/>
+              <w14:ligatures w14:val="standardContextual"/>
+            </w:rPr>
+          </w:pPr>
+          <w:hyperlink w:anchor="_Toc221108117" w:history="1">
+            <w:r>
+              <w:rPr>
+                <w:rStyle w:val="a4"/>
+                <w:rFonts w:ascii="Times New Roman" w:hAnsi="Times New Roman" w:cs="Times New Roman"/>
+                <w:noProof/>
+              </w:rPr>
+              <w:t>АНАЛИЗ ПРЕДМЕТНОЙ ОБЛАСТИ</w:t>
+            </w:r>
+            <w:r>
+              <w:rPr>
+                <w:noProof/>
+                <w:webHidden/>
+              </w:rPr>
+              <w:tab/>
+            </w:r>
+            <w:r>
+              <w:rPr>
+                <w:noProof/>
+                <w:webHidden/>
+              </w:rPr>
+              <w:fldChar w:fldCharType="begin"/>
+            </w:r>
+            <w:r>
+              <w:rPr>
+                <w:noProof/>
+                <w:webHidden/>
+              </w:rPr>
+              <w:instrText xml:space="preserve"> PAGEREF _Toc221108117 \h </w:instrText>
+            </w:r>
+            <w:r>
+              <w:rPr>
+                <w:noProof/>
+                <w:webHidden/>
+              </w:rPr>
+            </w:r>
+            <w:r>
+              <w:rPr>
+                <w:noProof/>
+                <w:webHidden/>
+              </w:rPr>
+              <w:fldChar w:fldCharType="separate"/>
+            </w:r>
+            <w:r>
+              <w:rPr>
+                <w:noProof/>
+                <w:webHidden/>
+              </w:rPr>
+              <w:t>6</w:t>
+            </w:r>
+            <w:r>
+              <w:rPr>
+                <w:noProof/>
+                <w:webHidden/>
+              </w:rPr>
+              <w:fldChar w:fldCharType="end"/>
+            </w:r>
+          </w:hyperlink>
+        </w:p>
+        <w:p>
+          <w:pPr>
+            <w:pStyle w:val="11"/>
+            <w:tabs>
+              <w:tab w:val="left" w:pos="720"/>
+              <w:tab w:val="right" w:leader="dot" w:pos="9345"/>
+            </w:tabs>
+            <w:rPr>
+              <w:rFonts w:eastAsiaTheme="minorEastAsia"/>
+              <w:noProof/>
+              <w:kern w:val="2"/>
+              <w:sz w:val="24"/>
+              <w:szCs w:val="24"/>
+              <w:lang w:eastAsia="ru-RU"/>
+              <w14:ligatures w14:val="standardContextual"/>
+            </w:rPr>
+          </w:pPr>
+          <w:hyperlink w:anchor="_Toc221108118" w:history="1">
+            <w:r>
+              <w:rPr>
+                <w:rStyle w:val="a4"/>
+                <w:noProof/>
+              </w:rPr>
+              <w:t>1.1.</w:t>
+            </w:r>
+            <w:r>
+              <w:rPr>
+                <w:rFonts w:eastAsiaTheme="minorEastAsia"/>
+                <w:noProof/>
+                <w:kern w:val="2"/>
+                <w:sz w:val="24"/>
+                <w:szCs w:val="24"/>
+                <w:lang w:eastAsia="ru-RU"/>
+                <w14:ligatures w14:val="standardContextual"/>
+              </w:rPr>
+              <w:tab/>
+            </w:r>
+            <w:r>
+              <w:rPr>
+                <w:rStyle w:val="a4"/>
+                <w:noProof/>
+              </w:rPr>
+              <w:t>Анализ предметной области</w:t>
+            </w:r>
+            <w:r>
+              <w:rPr>
+                <w:noProof/>
+                <w:webHidden/>
+              </w:rPr>
+              <w:tab/>
+            </w:r>
+            <w:r>
+              <w:rPr>
+                <w:noProof/>
+                <w:webHidden/>
+              </w:rPr>
+              <w:fldChar w:fldCharType="begin"/>
+            </w:r>
+            <w:r>
+              <w:rPr>
+                <w:noProof/>
+                <w:webHidden/>
+              </w:rPr>
+              <w:instrText xml:space="preserve"> PAGEREF _Toc221108118 \h </w:instrText>
+            </w:r>
+            <w:r>
+              <w:rPr>
+                <w:noProof/>
+                <w:webHidden/>
+              </w:rPr>
+            </w:r>
+            <w:r>
+              <w:rPr>
+                <w:noProof/>
+                <w:webHidden/>
+              </w:rPr>
+              <w:fldChar w:fldCharType="separate"/>
+            </w:r>
+            <w:r>
+              <w:rPr>
+                <w:noProof/>
+                <w:webHidden/>
+              </w:rPr>
+              <w:t>6</w:t>
+            </w:r>
+            <w:r>
+              <w:rPr>
+                <w:noProof/>
+                <w:webHidden/>
+              </w:rPr>
+              <w:fldChar w:fldCharType="end"/>
+            </w:r>
+          </w:hyperlink>
+        </w:p>
+        <w:p>
+          <w:pPr>
+            <w:pStyle w:val="11"/>
+            <w:tabs>
+              <w:tab w:val="left" w:pos="720"/>
+              <w:tab w:val="right" w:leader="dot" w:pos="9345"/>
+            </w:tabs>
+            <w:rPr>
+              <w:rFonts w:eastAsiaTheme="minorEastAsia"/>
+              <w:noProof/>
+              <w:kern w:val="2"/>
+              <w:sz w:val="24"/>
+              <w:szCs w:val="24"/>
+              <w:lang w:eastAsia="ru-RU"/>
+              <w14:ligatures w14:val="standardContextual"/>
+            </w:rPr>
+          </w:pPr>
+          <w:hyperlink w:anchor="_Toc221108119" w:history="1">
+            <w:r>
+              <w:rPr>
+                <w:rStyle w:val="a4"/>
+                <w:noProof/>
+              </w:rPr>
+              <w:t>1.2.</w:t>
+            </w:r>
+            <w:r>
+              <w:rPr>
+                <w:rFonts w:eastAsiaTheme="minorEastAsia"/>
+                <w:noProof/>
+                <w:kern w:val="2"/>
+                <w:sz w:val="24"/>
+                <w:szCs w:val="24"/>
+                <w:lang w:eastAsia="ru-RU"/>
+                <w14:ligatures w14:val="standardContextual"/>
+              </w:rPr>
+              <w:tab/>
+            </w:r>
+            <w:r>
+              <w:rPr>
+                <w:rStyle w:val="a4"/>
+                <w:noProof/>
+              </w:rPr>
+              <w:t>Техническое задание</w:t>
+            </w:r>
+            <w:r>
+              <w:rPr>
+                <w:noProof/>
+                <w:webHidden/>
+              </w:rPr>
+              <w:tab/>
+            </w:r>
+            <w:r>
+              <w:rPr>
+                <w:noProof/>
+                <w:webHidden/>
+              </w:rPr>
+              <w:fldChar w:fldCharType="begin"/>
+            </w:r>
+            <w:r>
+              <w:rPr>
+                <w:noProof/>
+                <w:webHidden/>
+              </w:rPr>
+              <w:instrText xml:space="preserve"> PAGEREF _Toc221108119 \h </w:instrText>
+            </w:r>
+            <w:r>
+              <w:rPr>
+                <w:noProof/>
+                <w:webHidden/>
+              </w:rPr>
+            </w:r>
+            <w:r>
+              <w:rPr>
+                <w:noProof/>
+                <w:webHidden/>
+              </w:rPr>
+              <w:fldChar w:fldCharType="separate"/>
+            </w:r>
+            <w:r>
+              <w:rPr>
+                <w:noProof/>
+                <w:webHidden/>
+              </w:rPr>
+              <w:t>15</w:t>
+            </w:r>
+            <w:r>
+              <w:rPr>
+                <w:noProof/>
+                <w:webHidden/>
+              </w:rPr>
+              <w:fldChar w:fldCharType="end"/>
+            </w:r>
+          </w:hyperlink>
+        </w:p>
+        <w:p>
+          <w:pPr>
+            <w:pStyle w:val="11"/>
+            <w:tabs>
+              <w:tab w:val="right" w:leader="dot" w:pos="9345"/>
+            </w:tabs>
+            <w:rPr>
+              <w:rFonts w:eastAsiaTheme="minorEastAsia"/>
+              <w:noProof/>
+              <w:kern w:val="2"/>
+              <w:sz w:val="24"/>
+              <w:szCs w:val="24"/>
+              <w:lang w:eastAsia="ru-RU"/>
+              <w14:ligatures w14:val="standardContextual"/>
+            </w:rPr>
+          </w:pPr>
+          <w:hyperlink w:anchor="_Toc221108120" w:history="1">
+            <w:r>
+              <w:rPr>
+                <w:rStyle w:val="a4"/>
+                <w:rFonts w:ascii="Times New Roman" w:hAnsi="Times New Roman" w:cs="Times New Roman"/>
+                <w:noProof/>
+              </w:rPr>
+              <w:t>СПИСОК ЛИТЕРАТУРЫ</w:t>
+            </w:r>
+            <w:r>
+              <w:rPr>
+                <w:noProof/>
+                <w:webHidden/>
+              </w:rPr>
+              <w:tab/>
+            </w:r>
+            <w:r>
+              <w:rPr>
+                <w:noProof/>
+                <w:webHidden/>
+              </w:rPr>
+              <w:fldChar w:fldCharType="begin"/>
+            </w:r>
+            <w:r>
+              <w:rPr>
+                <w:noProof/>
+                <w:webHidden/>
+              </w:rPr>
+              <w:instrText xml:space="preserve"> PAGEREF _Toc221108120 \h </w:instrText>
+            </w:r>
+            <w:r>
+              <w:rPr>
+                <w:noProof/>
+                <w:webHidden/>
+              </w:rPr>
+            </w:r>
+            <w:r>
+              <w:rPr>
+                <w:noProof/>
+                <w:webHidden/>
+              </w:rPr>
+              <w:fldChar w:fldCharType="separate"/>
+            </w:r>
+            <w:r>
+              <w:rPr>
+                <w:noProof/>
+                <w:webHidden/>
+              </w:rPr>
+              <w:t>18</w:t>
+            </w:r>
+            <w:r>
+              <w:rPr>
+                <w:noProof/>
+                <w:webHidden/>
+              </w:rPr>
+              <w:fldChar w:fldCharType="end"/>
+            </w:r>
+          </w:hyperlink>
+        </w:p>
+        <w:p>
+          <w:r>
+            <w:rPr>
+              <w:b/>
+              <w:bCs/>
+            </w:rPr>
+            <w:fldChar w:fldCharType="end"/>
+          </w:r>
         </w:p>
       </w:sdtContent>
     </w:sdt>
+    <w:p>
+      <w:pPr>
+        <w:spacing w:after="0" w:line="240" w:lineRule="auto"/>
+        <w:rPr>
+          <w:sz w:val="28"/>
+          <w:szCs w:val="28"/>
+          <w:lang w:val="en-US"/>
+        </w:rPr>
+      </w:pPr>
+    </w:p>
     <w:p/>
     <w:p>
       <w:pPr>
@@ -1871,6 +1399,30 @@
         </w:rPr>
         <w:br w:type="page"/>
       </w:r>
+    </w:p>
+    <w:p>
+      <w:pPr>
+        <w:pStyle w:val="1"/>
+        <w:jc w:val="center"/>
+        <w:rPr>
+          <w:rFonts w:ascii="Times New Roman" w:hAnsi="Times New Roman" w:cs="Times New Roman"/>
+          <w:color w:val="auto"/>
+          <w:sz w:val="28"/>
+          <w:szCs w:val="28"/>
+        </w:rPr>
+      </w:pPr>
+      <w:bookmarkStart w:id="1" w:name="_Toc221108116"/>
+      <w:r>
+        <w:rPr>
+          <w:rFonts w:ascii="Times New Roman" w:hAnsi="Times New Roman" w:cs="Times New Roman"/>
+          <w:color w:val="auto"/>
+          <w:sz w:val="28"/>
+          <w:szCs w:val="28"/>
+        </w:rPr>
+        <w:lastRenderedPageBreak/>
+        <w:t>ВВЕДЕНИЕ</w:t>
+      </w:r>
+      <w:bookmarkEnd w:id="1"/>
     </w:p>
     <w:p>
       <w:pPr>
@@ -1883,29 +1435,6 @@
           <w:szCs w:val="28"/>
         </w:rPr>
       </w:pPr>
-      <w:r>
-        <w:rPr>
-          <w:rFonts w:ascii="Times New Roman" w:hAnsi="Times New Roman" w:cs="Times New Roman"/>
-          <w:b/>
-          <w:bCs/>
-          <w:sz w:val="28"/>
-          <w:szCs w:val="28"/>
-        </w:rPr>
-        <w:lastRenderedPageBreak/>
-        <w:t>ВВЕДЕНИЕ</w:t>
-      </w:r>
-    </w:p>
-    <w:p>
-      <w:pPr>
-        <w:jc w:val="center"/>
-        <w:rPr>
-          <w:rFonts w:ascii="Times New Roman" w:hAnsi="Times New Roman" w:cs="Times New Roman"/>
-          <w:b/>
-          <w:bCs/>
-          <w:sz w:val="28"/>
-          <w:szCs w:val="28"/>
-        </w:rPr>
-      </w:pPr>
     </w:p>
     <w:p>
       <w:pPr>
@@ -1984,7 +1513,7 @@
           <w:sz w:val="28"/>
           <w:szCs w:val="28"/>
         </w:rPr>
-        <w:t xml:space="preserve">Вопросы автоматизации учета учебной документации рассматриваются в работах многих отечественных и зарубежных авторов, изучающих проблемы разработки информационных систем для образовательных организаций. В литературе описаны основные принципы проектирования баз данных, методы разработки программных модулей и требования к образовательным </w:t>
+        <w:t xml:space="preserve">Вопросы автоматизации учета учебной документации рассматриваются в работах многих отечественных и зарубежных авторов, изучающих проблемы разработки информационных систем для образовательных организаций. В литературе описаны основные принципы проектирования баз данных, методы </w:t>
       </w:r>
       <w:r>
         <w:rPr>
@@ -1993,7 +1522,7 @@
           <w:szCs w:val="28"/>
         </w:rPr>
         <w:lastRenderedPageBreak/>
-        <w:t>информационным системам. Однако существующие программные решения не всегда учитывают особенности конкретного колледжа, что обуславливает необходимость создания адаптированного программного модуля.</w:t>
+        <w:t>разработки программных модулей и требования к образовательным информационным системам. Однако существующие программные решения не всегда учитывают особенности конкретного колледжа, что обуславливает необходимость создания адаптированного программного модуля.</w:t>
       </w:r>
     </w:p>
     <w:p>
@@ -2314,6 +1843,7 @@
           <w:sz w:val="28"/>
           <w:szCs w:val="28"/>
         </w:rPr>
+        <w:lastRenderedPageBreak/>
         <w:t>Подготовить руководство пользователя.</w:t>
       </w:r>
     </w:p>
@@ -2335,7 +1865,6 @@
           <w:sz w:val="28"/>
           <w:szCs w:val="28"/>
         </w:rPr>
-        <w:lastRenderedPageBreak/>
         <w:t>Методы исследования:</w:t>
       </w:r>
       <w:r>
@@ -2395,27 +1924,29 @@
     </w:p>
     <w:p>
       <w:pPr>
-        <w:ind w:firstLine="709"/>
+        <w:pStyle w:val="1"/>
         <w:jc w:val="center"/>
         <w:rPr>
           <w:rFonts w:ascii="Times New Roman" w:hAnsi="Times New Roman" w:cs="Times New Roman"/>
-          <w:b/>
-          <w:sz w:val="28"/>
-          <w:szCs w:val="28"/>
-        </w:rPr>
-      </w:pPr>
-      <w:bookmarkStart w:id="0" w:name="_Toc116224811"/>
-      <w:r>
-        <w:rPr>
-          <w:rFonts w:ascii="Times New Roman" w:hAnsi="Times New Roman" w:cs="Times New Roman"/>
-          <w:b/>
+          <w:color w:val="auto"/>
+          <w:sz w:val="28"/>
+          <w:szCs w:val="28"/>
+        </w:rPr>
+      </w:pPr>
+      <w:bookmarkStart w:id="2" w:name="_Toc116224811"/>
+      <w:bookmarkStart w:id="3" w:name="_Toc221108117"/>
+      <w:r>
+        <w:rPr>
+          <w:rFonts w:ascii="Times New Roman" w:hAnsi="Times New Roman" w:cs="Times New Roman"/>
+          <w:color w:val="auto"/>
           <w:sz w:val="28"/>
           <w:szCs w:val="28"/>
         </w:rPr>
         <w:lastRenderedPageBreak/>
         <w:t>АНАЛИЗ ПРЕДМЕТНОЙ ОБЛАСТИ</w:t>
       </w:r>
-      <w:bookmarkEnd w:id="0"/>
+      <w:bookmarkEnd w:id="2"/>
+      <w:bookmarkEnd w:id="3"/>
     </w:p>
     <w:p>
       <w:pPr>
@@ -2430,16 +1961,18 @@
           <w:color w:val="auto"/>
         </w:rPr>
       </w:pPr>
-      <w:bookmarkStart w:id="1" w:name="_Toc187791829"/>
-      <w:bookmarkStart w:id="2" w:name="_Toc199931731"/>
+      <w:bookmarkStart w:id="4" w:name="_Toc187791829"/>
+      <w:bookmarkStart w:id="5" w:name="_Toc199931731"/>
+      <w:bookmarkStart w:id="6" w:name="_Toc221108118"/>
       <w:r>
         <w:rPr>
           <w:color w:val="auto"/>
         </w:rPr>
         <w:t>Анализ предметной области</w:t>
       </w:r>
-      <w:bookmarkEnd w:id="1"/>
-      <w:bookmarkEnd w:id="2"/>
+      <w:bookmarkEnd w:id="4"/>
+      <w:bookmarkEnd w:id="5"/>
+      <w:bookmarkEnd w:id="6"/>
     </w:p>
     <w:p>
       <w:pPr>
@@ -2819,7 +2352,7 @@
                     </pic:cNvPicPr>
                   </pic:nvPicPr>
                   <pic:blipFill>
-                    <a:blip r:embed="rId9">
+                    <a:blip r:embed="rId10">
                       <a:extLst>
                         <a:ext uri="{28A0092B-C50C-407E-A947-70E740481C1C}">
                           <a14:useLocalDpi xmlns:a14="http://schemas.microsoft.com/office/drawing/2010/main" val="0"/>
@@ -2921,7 +2454,7 @@
           <w:sz w:val="28"/>
           <w:szCs w:val="28"/>
         </w:rPr>
-        <w:t xml:space="preserve">В соответствии с изученными стандартами, при разработке программного модуля учета курсовых и дипломных проектов обязательным является наличие уникальных идентификаторов объектов учета, а также фиксирование основных атрибутов, позволяющих однозначно определить принадлежность данных. К таким обязательным элементам относятся идентификатор студента, идентификатор курсового или дипломного проекта, идентификатор руководителя проекта, дата регистрации проекта, а также сведения о текущем этапе выполнения и результате защиты. Дополнительные элементы, такие как текстовые комментарии, прикрепленные файлы и </w:t>
+        <w:t xml:space="preserve">В соответствии с изученными стандартами, при разработке программного модуля учета курсовых и дипломных проектов обязательным является наличие уникальных идентификаторов объектов учета, а также фиксирование основных атрибутов, позволяющих однозначно определить принадлежность данных. К таким обязательным элементам относятся идентификатор студента, идентификатор курсового или дипломного проекта, идентификатор руководителя проекта, дата регистрации проекта, а также сведения о текущем этапе выполнения и результате защиты. Дополнительные </w:t>
       </w:r>
       <w:r>
         <w:rPr>
@@ -2930,7 +2463,7 @@
           <w:szCs w:val="28"/>
         </w:rPr>
         <w:lastRenderedPageBreak/>
-        <w:t>пояснительные материалы, могут использоваться при необходимости и не являются обязательными для заполнения.</w:t>
+        <w:t>элементы, такие как текстовые комментарии, прикрепленные файлы и пояснительные материалы, могут использоваться при необходимости и не являются обязательными для заполнения.</w:t>
       </w:r>
     </w:p>
     <w:p>
@@ -3184,19 +2717,6 @@
         </w:rPr>
         <w:br w:type="page"/>
       </w:r>
-    </w:p>
-    <w:p>
-      <w:pPr>
-        <w:widowControl w:val="0"/>
-        <w:spacing w:after="0" w:line="360" w:lineRule="auto"/>
-        <w:ind w:firstLine="709"/>
-        <w:jc w:val="both"/>
-        <w:rPr>
-          <w:rFonts w:ascii="Times New Roman" w:hAnsi="Times New Roman" w:cs="Times New Roman"/>
-          <w:sz w:val="28"/>
-          <w:szCs w:val="28"/>
-        </w:rPr>
-      </w:pPr>
       <w:r>
         <w:rPr>
           <w:rFonts w:ascii="Times New Roman" w:hAnsi="Times New Roman" w:cs="Times New Roman"/>
@@ -3785,6 +3305,7 @@
           <w:sz w:val="28"/>
           <w:szCs w:val="28"/>
         </w:rPr>
+        <w:lastRenderedPageBreak/>
         <w:t>На основе проведенного анализа предметной области и требований к структуре данных была разработана ER-диаграмма, отражающая основные сущности системы и связи между ними (рисунок 1.3).</w:t>
       </w:r>
     </w:p>
@@ -3804,7 +3325,6 @@
         <w:rPr>
           <w:noProof/>
         </w:rPr>
-        <w:lastRenderedPageBreak/>
         <w:drawing>
           <wp:inline distT="0" distB="0" distL="0" distR="0" wp14:anchorId="39A0DECD" wp14:editId="59137D92">
             <wp:extent cx="4438650" cy="3362082"/>
@@ -3823,7 +3343,7 @@
                     </pic:cNvPicPr>
                   </pic:nvPicPr>
                   <pic:blipFill>
-                    <a:blip r:embed="rId10">
+                    <a:blip r:embed="rId11">
                       <a:extLst>
                         <a:ext uri="{28A0092B-C50C-407E-A947-70E740481C1C}">
                           <a14:useLocalDpi xmlns:a14="http://schemas.microsoft.com/office/drawing/2010/main" val="0"/>
@@ -3990,7 +3510,16 @@
           <w:sz w:val="28"/>
           <w:szCs w:val="28"/>
         </w:rPr>
-        <w:t>Функциональность — системы позволяют вести учет студентов, тем курсовых и дипломных проектов, назначать руководителей, контролировать этапы выполнения работ и фиксировать результаты защиты.</w:t>
+        <w:t xml:space="preserve">Функциональность — системы позволяют вести учет студентов, тем курсовых и дипломных проектов, назначать </w:t>
+      </w:r>
+      <w:r>
+        <w:rPr>
+          <w:rFonts w:ascii="Times New Roman" w:hAnsi="Times New Roman" w:cs="Times New Roman"/>
+          <w:sz w:val="28"/>
+          <w:szCs w:val="28"/>
+        </w:rPr>
+        <w:lastRenderedPageBreak/>
+        <w:t>руководителей, контролировать этапы выполнения работ и фиксировать результаты защиты.</w:t>
       </w:r>
     </w:p>
     <w:p>
@@ -4014,7 +3543,6 @@
           <w:sz w:val="28"/>
           <w:szCs w:val="28"/>
         </w:rPr>
-        <w:lastRenderedPageBreak/>
         <w:t>Формирование отчетности — предусмотрена возможность автоматического формирования отчетов по проектной деятельности студентов, что упрощает анализ учебного процесса.</w:t>
       </w:r>
     </w:p>
@@ -4175,27 +3703,7 @@
           <w:sz w:val="28"/>
           <w:szCs w:val="28"/>
         </w:rPr>
-        <w:t>В рамках анализа предметной области также были изучены основные термины и понятия, а также нормативно-правовая база, регламентирующая организацию учебного процесса и обработку персональных данных обучающихся. В качестве ключевых документов рассматривались Федеральный закон «Об образовании в Российской Федерации» № 273-ФЗ, а также нормативные акты, устанавливающие требования к хранению и защите информации в образовательных организациях. На основании данных документов были сформированы требования к структуре учетных данных и обеспечению их актуальности и целостности.</w:t>
-      </w:r>
-    </w:p>
-    <w:p>
-      <w:pPr>
-        <w:spacing w:after="0" w:line="360" w:lineRule="auto"/>
-        <w:ind w:firstLine="709"/>
-        <w:jc w:val="both"/>
-        <w:rPr>
-          <w:rFonts w:ascii="Times New Roman" w:hAnsi="Times New Roman" w:cs="Times New Roman"/>
-          <w:sz w:val="28"/>
-          <w:szCs w:val="28"/>
-        </w:rPr>
-      </w:pPr>
-      <w:r>
-        <w:rPr>
-          <w:rFonts w:ascii="Times New Roman" w:hAnsi="Times New Roman" w:cs="Times New Roman"/>
-          <w:sz w:val="28"/>
-          <w:szCs w:val="28"/>
-        </w:rPr>
-        <w:t xml:space="preserve">Разработанные в ходе работы диаграммы вариантов использования и ER-диаграмма позволили наглядно отразить взаимодействие пользователей с </w:t>
+        <w:t xml:space="preserve">В рамках анализа предметной области также были изучены основные термины и понятия, а также нормативно-правовая база, регламентирующая организацию учебного процесса и обработку персональных данных обучающихся. В качестве ключевых документов рассматривались Федеральный закон «Об образовании в Российской Федерации» № 273-ФЗ, а также нормативные акты, устанавливающие требования к хранению и защите информации в образовательных организациях. На основании данных </w:t>
       </w:r>
       <w:r>
         <w:rPr>
@@ -4204,7 +3712,27 @@
           <w:szCs w:val="28"/>
         </w:rPr>
         <w:lastRenderedPageBreak/>
-        <w:t>программным модулем и структуру хранимых данных. Анализ существующих аналогов показал, что при разработке программного модуля учета курсовых и дипломных проектов необходимо учитывать такие факторы, как простота интерфейса, достаточность функционала, минимальные требования к техническим ресурсам и удобство использования в условиях образовательной организации. Учет данных аспектов позволит повысить эффективность внедрения разрабатываемого программного модуля и удобство его использования преподавателями и сотрудниками колледжа.</w:t>
+        <w:t>документов были сформированы требования к структуре учетных данных и обеспечению их актуальности и целостности.</w:t>
+      </w:r>
+    </w:p>
+    <w:p>
+      <w:pPr>
+        <w:spacing w:after="0" w:line="360" w:lineRule="auto"/>
+        <w:ind w:firstLine="709"/>
+        <w:jc w:val="both"/>
+        <w:rPr>
+          <w:rFonts w:ascii="Times New Roman" w:hAnsi="Times New Roman" w:cs="Times New Roman"/>
+          <w:sz w:val="28"/>
+          <w:szCs w:val="28"/>
+        </w:rPr>
+      </w:pPr>
+      <w:r>
+        <w:rPr>
+          <w:rFonts w:ascii="Times New Roman" w:hAnsi="Times New Roman" w:cs="Times New Roman"/>
+          <w:sz w:val="28"/>
+          <w:szCs w:val="28"/>
+        </w:rPr>
+        <w:t>Разработанные в ходе работы диаграммы вариантов использования и ER-диаграмма позволили наглядно отразить взаимодействие пользователей с программным модулем и структуру хранимых данных. Анализ существующих аналогов показал, что при разработке программного модуля учета курсовых и дипломных проектов необходимо учитывать такие факторы, как простота интерфейса, достаточность функционала, минимальные требования к техническим ресурсам и удобство использования в условиях образовательной организации. Учет данных аспектов позволит повысить эффективность внедрения разрабатываемого программного модуля и удобство его использования преподавателями и сотрудниками колледжа.</w:t>
       </w:r>
     </w:p>
     <w:p>
@@ -4238,8 +3766,9 @@
           <w:color w:val="auto"/>
         </w:rPr>
       </w:pPr>
-      <w:bookmarkStart w:id="3" w:name="_Toc187791830"/>
-      <w:bookmarkStart w:id="4" w:name="_Toc199931732"/>
+      <w:bookmarkStart w:id="7" w:name="_Toc187791830"/>
+      <w:bookmarkStart w:id="8" w:name="_Toc199931732"/>
+      <w:bookmarkStart w:id="9" w:name="_Toc221108119"/>
       <w:r>
         <w:rPr>
           <w:color w:val="auto"/>
@@ -4247,8 +3776,9 @@
         <w:lastRenderedPageBreak/>
         <w:t>Техническое задание</w:t>
       </w:r>
-      <w:bookmarkEnd w:id="3"/>
-      <w:bookmarkEnd w:id="4"/>
+      <w:bookmarkEnd w:id="7"/>
+      <w:bookmarkEnd w:id="8"/>
+      <w:bookmarkEnd w:id="9"/>
     </w:p>
     <w:p>
       <w:pPr>
@@ -4279,23 +3809,7 @@
           <w:sz w:val="28"/>
           <w:szCs w:val="28"/>
         </w:rPr>
-        <w:t>Техническое задание разрабатывалось в октябре 202</w:t>
-      </w:r>
-      <w:r>
-        <w:rPr>
-          <w:rFonts w:ascii="Times New Roman" w:hAnsi="Times New Roman"/>
-          <w:sz w:val="28"/>
-          <w:szCs w:val="28"/>
-        </w:rPr>
-        <w:t>6</w:t>
-      </w:r>
-      <w:r>
-        <w:rPr>
-          <w:rFonts w:ascii="Times New Roman" w:hAnsi="Times New Roman"/>
-          <w:sz w:val="28"/>
-          <w:szCs w:val="28"/>
-        </w:rPr>
-        <w:t xml:space="preserve"> года с учетом требований ГОСТ 19.201–78 [4].</w:t>
+        <w:t>Техническое задание разрабатывалось в октябре 2026 года с учетом требований ГОСТ 19.201–78 [4].</w:t>
       </w:r>
     </w:p>
     <w:p>
@@ -4353,23 +3867,7 @@
           <w:sz w:val="28"/>
           <w:szCs w:val="28"/>
         </w:rPr>
-        <w:t>Разработка программного модуля осуществляется на основании заявки образовательной организации и перечня тем курсовых проектов, утвержденных на заседании предметно-цикловой комиссии информатики и программирования в 202</w:t>
-      </w:r>
-      <w:r>
-        <w:rPr>
-          <w:rFonts w:ascii="Times New Roman" w:hAnsi="Times New Roman"/>
-          <w:sz w:val="28"/>
-          <w:szCs w:val="28"/>
-        </w:rPr>
-        <w:t>6</w:t>
-      </w:r>
-      <w:r>
-        <w:rPr>
-          <w:rFonts w:ascii="Times New Roman" w:hAnsi="Times New Roman"/>
-          <w:sz w:val="28"/>
-          <w:szCs w:val="28"/>
-        </w:rPr>
-        <w:t xml:space="preserve"> году.</w:t>
+        <w:t>Разработка программного модуля осуществляется на основании заявки образовательной организации и перечня тем курсовых проектов, утвержденных на заседании предметно-цикловой комиссии информатики и программирования в 2026 году.</w:t>
       </w:r>
     </w:p>
     <w:p>
@@ -4672,6 +4170,151 @@
         </w:rPr>
         <w:t xml:space="preserve">Время восстановления работы программы после отказа, вызванного сбоем электропитания либо </w:t>
       </w:r>
+      <w:r>
+        <w:rPr>
+          <w:rFonts w:ascii="Times New Roman" w:hAnsi="Times New Roman"/>
+          <w:sz w:val="28"/>
+          <w:szCs w:val="28"/>
+        </w:rPr>
+        <w:t>не фатальным</w:t>
+      </w:r>
+      <w:r>
+        <w:rPr>
+          <w:rFonts w:ascii="Times New Roman" w:hAnsi="Times New Roman"/>
+          <w:sz w:val="28"/>
+          <w:szCs w:val="28"/>
+        </w:rPr>
+        <w:t xml:space="preserve"> сбоем операционной системы, не должно превышать 5 минут при условии соблюдения требований эксплуатации программных и технических средств.</w:t>
+      </w:r>
+    </w:p>
+    <w:p>
+      <w:pPr>
+        <w:spacing w:after="0" w:line="360" w:lineRule="auto"/>
+        <w:ind w:firstLine="709"/>
+        <w:jc w:val="both"/>
+        <w:rPr>
+          <w:rFonts w:ascii="Times New Roman" w:hAnsi="Times New Roman"/>
+          <w:sz w:val="28"/>
+          <w:szCs w:val="28"/>
+        </w:rPr>
+      </w:pPr>
+      <w:r>
+        <w:rPr>
+          <w:rFonts w:ascii="Times New Roman" w:hAnsi="Times New Roman"/>
+          <w:sz w:val="28"/>
+          <w:szCs w:val="28"/>
+        </w:rPr>
+        <w:t>Время восстановления работы программы после отказа, вызванного неисправностью технических средств или фатальным сбоем операционной системы, не должно превышать времени, необходимого для устранения неисправностей и переустановки программного обеспечения.</w:t>
+      </w:r>
+    </w:p>
+    <w:p>
+      <w:pPr>
+        <w:spacing w:after="0" w:line="360" w:lineRule="auto"/>
+        <w:ind w:firstLine="709"/>
+        <w:jc w:val="both"/>
+        <w:rPr>
+          <w:rFonts w:ascii="Times New Roman" w:hAnsi="Times New Roman"/>
+          <w:sz w:val="28"/>
+          <w:szCs w:val="28"/>
+        </w:rPr>
+      </w:pPr>
+      <w:r>
+        <w:rPr>
+          <w:rFonts w:ascii="Times New Roman" w:hAnsi="Times New Roman"/>
+          <w:sz w:val="28"/>
+          <w:szCs w:val="28"/>
+        </w:rPr>
+        <w:t>Отказы программы возможны вследствие некорректных действий пользователя при работе с программным модулем. Для предотвращения подобных ситуаций пользователю не должны предоставляться административные привилегии.</w:t>
+      </w:r>
+    </w:p>
+    <w:p>
+      <w:pPr>
+        <w:spacing w:after="0" w:line="360" w:lineRule="auto"/>
+        <w:ind w:firstLine="709"/>
+        <w:jc w:val="both"/>
+        <w:rPr>
+          <w:rFonts w:ascii="Times New Roman" w:hAnsi="Times New Roman"/>
+          <w:sz w:val="28"/>
+          <w:szCs w:val="28"/>
+        </w:rPr>
+      </w:pPr>
+      <w:r>
+        <w:rPr>
+          <w:rFonts w:ascii="Times New Roman" w:hAnsi="Times New Roman"/>
+          <w:sz w:val="28"/>
+          <w:szCs w:val="28"/>
+        </w:rPr>
+        <w:t>Климатические условия эксплуатации программного модуля должны соответствовать требованиям, предъявляемым к условиям эксплуатации персональных компьютеров.</w:t>
+      </w:r>
+    </w:p>
+    <w:p>
+      <w:pPr>
+        <w:spacing w:after="0" w:line="360" w:lineRule="auto"/>
+        <w:ind w:firstLine="709"/>
+        <w:jc w:val="both"/>
+        <w:rPr>
+          <w:rFonts w:ascii="Times New Roman" w:hAnsi="Times New Roman"/>
+          <w:sz w:val="28"/>
+          <w:szCs w:val="28"/>
+        </w:rPr>
+      </w:pPr>
+      <w:r>
+        <w:rPr>
+          <w:rFonts w:ascii="Times New Roman" w:hAnsi="Times New Roman"/>
+          <w:sz w:val="28"/>
+          <w:szCs w:val="28"/>
+        </w:rPr>
+        <w:t>В состав технических средств должен входить персональный компьютер, соответствующий минимальным системным требованиям операционной системы Windows 10/11, а также сервер баз данных, функционирующий в локальной сети образовательной организации.</w:t>
+      </w:r>
+    </w:p>
+    <w:p>
+      <w:pPr>
+        <w:spacing w:after="0" w:line="360" w:lineRule="auto"/>
+        <w:ind w:firstLine="709"/>
+        <w:jc w:val="both"/>
+        <w:rPr>
+          <w:rFonts w:ascii="Times New Roman" w:hAnsi="Times New Roman"/>
+          <w:sz w:val="28"/>
+          <w:szCs w:val="28"/>
+        </w:rPr>
+      </w:pPr>
+      <w:r>
+        <w:rPr>
+          <w:rFonts w:ascii="Times New Roman" w:hAnsi="Times New Roman"/>
+          <w:sz w:val="28"/>
+          <w:szCs w:val="28"/>
+        </w:rPr>
+        <w:t>Исходный код программного модуля должен быть реализован на языке программирования C#. В качестве интегрированной среды разработки должна использоваться среда Microsoft Visual Studio 2026.</w:t>
+      </w:r>
+    </w:p>
+    <w:p>
+      <w:pPr>
+        <w:spacing w:after="0" w:line="360" w:lineRule="auto"/>
+        <w:ind w:firstLine="709"/>
+        <w:jc w:val="both"/>
+        <w:rPr>
+          <w:rFonts w:ascii="Times New Roman" w:hAnsi="Times New Roman"/>
+          <w:sz w:val="28"/>
+          <w:szCs w:val="28"/>
+        </w:rPr>
+      </w:pPr>
+      <w:r>
+        <w:rPr>
+          <w:rFonts w:ascii="Times New Roman" w:hAnsi="Times New Roman"/>
+          <w:sz w:val="28"/>
+          <w:szCs w:val="28"/>
+        </w:rPr>
+        <w:t xml:space="preserve">В качестве системы управления базами данных для хранения информации о курсовых и дипломных проектах должна использоваться бесплатная СУБД Microsoft SQL Server 2022 Express с возможностью </w:t>
+      </w:r>
+      <w:r>
+        <w:rPr>
+          <w:rFonts w:ascii="Times New Roman" w:hAnsi="Times New Roman"/>
+          <w:sz w:val="28"/>
+          <w:szCs w:val="28"/>
+        </w:rPr>
+        <w:lastRenderedPageBreak/>
+        <w:t xml:space="preserve">последующего перехода на СУБД </w:t>
+      </w:r>
       <w:proofErr w:type="spellStart"/>
       <w:r>
         <w:rPr>
@@ -4679,7 +4322,7 @@
           <w:sz w:val="28"/>
           <w:szCs w:val="28"/>
         </w:rPr>
-        <w:t>нефатальным</w:t>
+        <w:t>PostgreSQL</w:t>
       </w:r>
       <w:proofErr w:type="spellEnd"/>
       <w:r>
@@ -4688,170 +4331,7 @@
           <w:sz w:val="28"/>
           <w:szCs w:val="28"/>
         </w:rPr>
-        <w:t xml:space="preserve"> сбоем операционной системы, не должно превышать 5 минут при условии соблюдения требований эксплуатации программных и технических средств.</w:t>
-      </w:r>
-    </w:p>
-    <w:p>
-      <w:pPr>
-        <w:spacing w:after="0" w:line="360" w:lineRule="auto"/>
-        <w:ind w:firstLine="709"/>
-        <w:jc w:val="both"/>
-        <w:rPr>
-          <w:rFonts w:ascii="Times New Roman" w:hAnsi="Times New Roman"/>
-          <w:sz w:val="28"/>
-          <w:szCs w:val="28"/>
-        </w:rPr>
-      </w:pPr>
-      <w:r>
-        <w:rPr>
-          <w:rFonts w:ascii="Times New Roman" w:hAnsi="Times New Roman"/>
-          <w:sz w:val="28"/>
-          <w:szCs w:val="28"/>
-        </w:rPr>
-        <w:t>Время восстановления работы программы после отказа, вызванного неисправностью технических средств или фатальным сбоем операционной системы, не должно превышать времени, необходимого для устранения неисправностей и переустановки программного обеспечения.</w:t>
-      </w:r>
-    </w:p>
-    <w:p>
-      <w:pPr>
-        <w:spacing w:after="0" w:line="360" w:lineRule="auto"/>
-        <w:ind w:firstLine="709"/>
-        <w:jc w:val="both"/>
-        <w:rPr>
-          <w:rFonts w:ascii="Times New Roman" w:hAnsi="Times New Roman"/>
-          <w:sz w:val="28"/>
-          <w:szCs w:val="28"/>
-        </w:rPr>
-      </w:pPr>
-      <w:r>
-        <w:rPr>
-          <w:rFonts w:ascii="Times New Roman" w:hAnsi="Times New Roman"/>
-          <w:sz w:val="28"/>
-          <w:szCs w:val="28"/>
-        </w:rPr>
-        <w:t>Отказы программы возможны вследствие некорректных действий пользователя при работе с программным модулем. Для предотвращения подобных ситуаций пользователю не должны предоставляться административные привилегии.</w:t>
-      </w:r>
-    </w:p>
-    <w:p>
-      <w:pPr>
-        <w:spacing w:after="0" w:line="360" w:lineRule="auto"/>
-        <w:ind w:firstLine="709"/>
-        <w:jc w:val="both"/>
-        <w:rPr>
-          <w:rFonts w:ascii="Times New Roman" w:hAnsi="Times New Roman"/>
-          <w:sz w:val="28"/>
-          <w:szCs w:val="28"/>
-        </w:rPr>
-      </w:pPr>
-      <w:r>
-        <w:rPr>
-          <w:rFonts w:ascii="Times New Roman" w:hAnsi="Times New Roman"/>
-          <w:sz w:val="28"/>
-          <w:szCs w:val="28"/>
-        </w:rPr>
-        <w:t>Климатические условия эксплуатации программного модуля должны соответствовать требованиям, предъявляемым к условиям эксплуатации персональных компьютеров.</w:t>
-      </w:r>
-    </w:p>
-    <w:p>
-      <w:pPr>
-        <w:spacing w:after="0" w:line="360" w:lineRule="auto"/>
-        <w:ind w:firstLine="709"/>
-        <w:jc w:val="both"/>
-        <w:rPr>
-          <w:rFonts w:ascii="Times New Roman" w:hAnsi="Times New Roman"/>
-          <w:sz w:val="28"/>
-          <w:szCs w:val="28"/>
-        </w:rPr>
-      </w:pPr>
-      <w:r>
-        <w:rPr>
-          <w:rFonts w:ascii="Times New Roman" w:hAnsi="Times New Roman"/>
-          <w:sz w:val="28"/>
-          <w:szCs w:val="28"/>
-        </w:rPr>
-        <w:t>В состав технических средств должен входить персональный компьютер, соответствующий минимальным системным требованиям операционной системы Windows 10/11, а также сервер баз данных, функционирующий в локальной сети образовательной организации.</w:t>
-      </w:r>
-    </w:p>
-    <w:p>
-      <w:pPr>
-        <w:spacing w:after="0" w:line="360" w:lineRule="auto"/>
-        <w:ind w:firstLine="709"/>
-        <w:jc w:val="both"/>
-        <w:rPr>
-          <w:rFonts w:ascii="Times New Roman" w:hAnsi="Times New Roman"/>
-          <w:sz w:val="28"/>
-          <w:szCs w:val="28"/>
-        </w:rPr>
-      </w:pPr>
-      <w:r>
-        <w:rPr>
-          <w:rFonts w:ascii="Times New Roman" w:hAnsi="Times New Roman"/>
-          <w:sz w:val="28"/>
-          <w:szCs w:val="28"/>
-        </w:rPr>
-        <w:t>Исходный код программного модуля должен быть реализован на языке программирования C#. В качестве интегрированной среды разработки должна использоваться среда Microsoft Visual Studio 202</w:t>
-      </w:r>
-      <w:r>
-        <w:rPr>
-          <w:rFonts w:ascii="Times New Roman" w:hAnsi="Times New Roman"/>
-          <w:sz w:val="28"/>
-          <w:szCs w:val="28"/>
-        </w:rPr>
-        <w:t>6</w:t>
-      </w:r>
-      <w:r>
-        <w:rPr>
-          <w:rFonts w:ascii="Times New Roman" w:hAnsi="Times New Roman"/>
-          <w:sz w:val="28"/>
-          <w:szCs w:val="28"/>
-        </w:rPr>
-        <w:t>.</w:t>
-      </w:r>
-    </w:p>
-    <w:p>
-      <w:pPr>
-        <w:spacing w:after="0" w:line="360" w:lineRule="auto"/>
-        <w:ind w:firstLine="709"/>
-        <w:jc w:val="both"/>
-        <w:rPr>
-          <w:rFonts w:ascii="Times New Roman" w:hAnsi="Times New Roman"/>
-          <w:sz w:val="28"/>
-          <w:szCs w:val="28"/>
-        </w:rPr>
-      </w:pPr>
-      <w:r>
-        <w:rPr>
-          <w:rFonts w:ascii="Times New Roman" w:hAnsi="Times New Roman"/>
-          <w:sz w:val="28"/>
-          <w:szCs w:val="28"/>
-        </w:rPr>
-        <w:t xml:space="preserve">В качестве системы управления базами данных для хранения информации о курсовых и дипломных проектах должна использоваться бесплатная СУБД Microsoft SQL Server 2022 Express с возможностью последующего перехода на СУБД </w:t>
-      </w:r>
-      <w:proofErr w:type="spellStart"/>
-      <w:r>
-        <w:rPr>
-          <w:rFonts w:ascii="Times New Roman" w:hAnsi="Times New Roman"/>
-          <w:sz w:val="28"/>
-          <w:szCs w:val="28"/>
-        </w:rPr>
-        <w:t>PostgreSQL</w:t>
-      </w:r>
-      <w:proofErr w:type="spellEnd"/>
-      <w:r>
-        <w:rPr>
-          <w:rFonts w:ascii="Times New Roman" w:hAnsi="Times New Roman"/>
-          <w:sz w:val="28"/>
-          <w:szCs w:val="28"/>
-        </w:rPr>
-        <w:t xml:space="preserve">. Доступ к данным должен быть </w:t>
-      </w:r>
-      <w:r>
-        <w:rPr>
-          <w:rFonts w:ascii="Times New Roman" w:hAnsi="Times New Roman"/>
-          <w:sz w:val="28"/>
-          <w:szCs w:val="28"/>
-        </w:rPr>
-        <w:lastRenderedPageBreak/>
-        <w:t>разграничен по ролям пользователей средствами СУБД и программного обеспечения.</w:t>
+        <w:t>. Доступ к данным должен быть разграничен по ролям пользователей средствами СУБД и программного обеспечения.</w:t>
       </w:r>
     </w:p>
     <w:p>
@@ -5154,26 +4634,26 @@
     </w:p>
     <w:p>
       <w:pPr>
-        <w:spacing w:line="360" w:lineRule="auto"/>
+        <w:pStyle w:val="1"/>
         <w:jc w:val="center"/>
         <w:rPr>
-          <w:rFonts w:ascii="Times New Roman" w:hAnsi="Times New Roman"/>
-          <w:b/>
-          <w:bCs/>
-          <w:sz w:val="28"/>
-          <w:szCs w:val="28"/>
-        </w:rPr>
-      </w:pPr>
-      <w:r>
-        <w:rPr>
-          <w:rFonts w:ascii="Times New Roman" w:hAnsi="Times New Roman"/>
-          <w:b/>
-          <w:bCs/>
+          <w:rFonts w:ascii="Times New Roman" w:hAnsi="Times New Roman" w:cs="Times New Roman"/>
+          <w:color w:val="auto"/>
+          <w:sz w:val="28"/>
+          <w:szCs w:val="28"/>
+        </w:rPr>
+      </w:pPr>
+      <w:bookmarkStart w:id="10" w:name="_Toc221108120"/>
+      <w:r>
+        <w:rPr>
+          <w:rFonts w:ascii="Times New Roman" w:hAnsi="Times New Roman" w:cs="Times New Roman"/>
+          <w:color w:val="auto"/>
           <w:sz w:val="28"/>
           <w:szCs w:val="28"/>
         </w:rPr>
         <w:t>СПИСОК ЛИТЕРАТУРЫ</w:t>
       </w:r>
+      <w:bookmarkEnd w:id="10"/>
     </w:p>
     <w:p>
       <w:pPr>
@@ -5628,6 +5108,7 @@
           <w:szCs w:val="28"/>
           <w:lang w:val="en-US"/>
         </w:rPr>
+        <w:lastRenderedPageBreak/>
         <w:t>Qwen [</w:t>
       </w:r>
       <w:r>
@@ -5754,7 +5235,7 @@
           <w:lang w:val="en-US"/>
         </w:rPr>
         <w:sectPr>
-          <w:footerReference w:type="default" r:id="rId11"/>
+          <w:footerReference w:type="default" r:id="rId12"/>
           <w:pgSz w:w="11906" w:h="16838"/>
           <w:pgMar w:top="1134" w:right="850" w:bottom="1134" w:left="1701" w:header="708" w:footer="708" w:gutter="0"/>
           <w:pgNumType w:start="2"/>
@@ -5819,7 +5300,7 @@
 <w:ftr xmlns:wpc="http://schemas.microsoft.com/office/word/2010/wordprocessingCanvas" xmlns:cx="http://schemas.microsoft.com/office/drawing/2014/chartex" xmlns:cx1="http://schemas.microsoft.com/office/drawing/2015/9/8/chartex" xmlns:cx2="http://schemas.microsoft.com/office/drawing/2015/10/21/chartex" xmlns:cx3="http://schemas.microsoft.com/office/drawing/2016/5/9/chartex" xmlns:cx4="http://schemas.microsoft.com/office/drawing/2016/5/10/chartex" xmlns:cx5="http://schemas.microsoft.com/office/drawing/2016/5/11/chartex" xmlns:cx6="http://schemas.microsoft.com/office/drawing/2016/5/12/chartex" xmlns:cx7="http://schemas.microsoft.com/office/drawing/2016/5/13/chartex" xmlns:cx8="http://schemas.microsoft.com/office/drawing/2016/5/14/chartex" xmlns:mc="http://schemas.openxmlformats.org/markup-compatibility/2006" xmlns:aink="http://schemas.microsoft.com/office/drawing/2016/ink" xmlns:am3d="http://schemas.microsoft.com/office/drawing/2017/model3d" xmlns:o="urn:schemas-microsoft-com:office:office" xmlns:oel="http://schemas.microsoft.com/office/2019/extlst" xmlns:r="http://schemas.openxmlformats.org/officeDocument/2006/relationships" xmlns:m="http://schemas.openxmlformats.org/officeDocument/2006/math" xmlns:v="urn:schemas-microsoft-com:vml" xmlns:wp14="http://schemas.microsoft.com/office/word/2010/wordprocessingDrawing" xmlns:wp="http://schemas.openxmlformats.org/drawingml/2006/wordprocessingDrawing" xmlns:w10="urn:schemas-microsoft-com:office:word" xmlns:w="http://schemas.openxmlformats.org/wordprocessingml/2006/main" xmlns:w14="http://schemas.microsoft.com/office/word/2010/wordml" xmlns:w15="http://schemas.microsoft.com/office/word/2012/wordml" xmlns:w16cex="http://schemas.microsoft.com/office/word/2018/wordml/cex" xmlns:w16cid="http://schemas.microsoft.com/office/word/2016/wordml/cid" xmlns:w16="http://schemas.microsoft.com/office/word/2018/wordml" xmlns:w16du="http://schemas.microsoft.com/office/word/2023/wordml/word16du" xmlns:w16sdtdh="http://schemas.microsoft.com/office/word/2020/wordml/sdtdatahash" xmlns:w16sdtfl="http://schemas.microsoft.com/office/word/2024/wordml/sdtformatlock" xmlns:w16se="http://schemas.microsoft.com/office/word/2015/wordml/symex" xmlns:wpg="http://schemas.microsoft.com/office/word/2010/wordprocessingGroup" xmlns:wpi="http://schemas.microsoft.com/office/word/2010/wordprocessingInk" xmlns:wne="http://schemas.microsoft.com/office/word/2006/wordml" xmlns:wps="http://schemas.microsoft.com/office/word/2010/wordprocessingShape" mc:Ignorable="w14 w15 w16se w16cid w16 w16cex w16sdtdh w16sdtfl w16du wp14">
   <w:p>
     <w:pPr>
-      <w:pStyle w:val="a7"/>
+      <w:pStyle w:val="a8"/>
     </w:pPr>
     <w:r>
       <w:rPr>
@@ -5932,249 +5413,50 @@
 
 <file path=word/footer2.xml><?xml version="1.0" encoding="utf-8"?>
 <w:ftr xmlns:wpc="http://schemas.microsoft.com/office/word/2010/wordprocessingCanvas" xmlns:cx="http://schemas.microsoft.com/office/drawing/2014/chartex" xmlns:cx1="http://schemas.microsoft.com/office/drawing/2015/9/8/chartex" xmlns:cx2="http://schemas.microsoft.com/office/drawing/2015/10/21/chartex" xmlns:cx3="http://schemas.microsoft.com/office/drawing/2016/5/9/chartex" xmlns:cx4="http://schemas.microsoft.com/office/drawing/2016/5/10/chartex" xmlns:cx5="http://schemas.microsoft.com/office/drawing/2016/5/11/chartex" xmlns:cx6="http://schemas.microsoft.com/office/drawing/2016/5/12/chartex" xmlns:cx7="http://schemas.microsoft.com/office/drawing/2016/5/13/chartex" xmlns:cx8="http://schemas.microsoft.com/office/drawing/2016/5/14/chartex" xmlns:mc="http://schemas.openxmlformats.org/markup-compatibility/2006" xmlns:aink="http://schemas.microsoft.com/office/drawing/2016/ink" xmlns:am3d="http://schemas.microsoft.com/office/drawing/2017/model3d" xmlns:o="urn:schemas-microsoft-com:office:office" xmlns:oel="http://schemas.microsoft.com/office/2019/extlst" xmlns:r="http://schemas.openxmlformats.org/officeDocument/2006/relationships" xmlns:m="http://schemas.openxmlformats.org/officeDocument/2006/math" xmlns:v="urn:schemas-microsoft-com:vml" xmlns:wp14="http://schemas.microsoft.com/office/word/2010/wordprocessingDrawing" xmlns:wp="http://schemas.openxmlformats.org/drawingml/2006/wordprocessingDrawing" xmlns:w10="urn:schemas-microsoft-com:office:word" xmlns:w="http://schemas.openxmlformats.org/wordprocessingml/2006/main" xmlns:w14="http://schemas.microsoft.com/office/word/2010/wordml" xmlns:w15="http://schemas.microsoft.com/office/word/2012/wordml" xmlns:w16cex="http://schemas.microsoft.com/office/word/2018/wordml/cex" xmlns:w16cid="http://schemas.microsoft.com/office/word/2016/wordml/cid" xmlns:w16="http://schemas.microsoft.com/office/word/2018/wordml" xmlns:w16du="http://schemas.microsoft.com/office/word/2023/wordml/word16du" xmlns:w16sdtdh="http://schemas.microsoft.com/office/word/2020/wordml/sdtdatahash" xmlns:w16sdtfl="http://schemas.microsoft.com/office/word/2024/wordml/sdtformatlock" xmlns:w16se="http://schemas.microsoft.com/office/word/2015/wordml/symex" xmlns:wpg="http://schemas.microsoft.com/office/word/2010/wordprocessingGroup" xmlns:wpi="http://schemas.microsoft.com/office/word/2010/wordprocessingInk" xmlns:wne="http://schemas.microsoft.com/office/word/2006/wordml" xmlns:wps="http://schemas.microsoft.com/office/word/2010/wordprocessingShape" mc:Ignorable="w14 w15 w16se w16cid w16 w16cex w16sdtdh w16sdtfl w16du wp14">
+  <w:sdt>
+    <w:sdtPr>
+      <w:id w:val="322554615"/>
+      <w:docPartObj>
+        <w:docPartGallery w:val="Page Numbers (Bottom of Page)"/>
+        <w:docPartUnique/>
+      </w:docPartObj>
+    </w:sdtPr>
+    <w:sdtContent>
+      <w:p>
+        <w:pPr>
+          <w:pStyle w:val="a8"/>
+          <w:jc w:val="center"/>
+        </w:pPr>
+        <w:r>
+          <w:fldChar w:fldCharType="begin"/>
+        </w:r>
+        <w:r>
+          <w:instrText>PAGE   \* MERGEFORMAT</w:instrText>
+        </w:r>
+        <w:r>
+          <w:fldChar w:fldCharType="separate"/>
+        </w:r>
+        <w:r>
+          <w:t>2</w:t>
+        </w:r>
+        <w:r>
+          <w:fldChar w:fldCharType="end"/>
+        </w:r>
+      </w:p>
+    </w:sdtContent>
+  </w:sdt>
   <w:p>
     <w:pPr>
-      <w:pStyle w:val="a7"/>
+      <w:pStyle w:val="a8"/>
+      <w:tabs>
+        <w:tab w:val="clear" w:pos="4153"/>
+        <w:tab w:val="clear" w:pos="8306"/>
+        <w:tab w:val="right" w:pos="9355"/>
+      </w:tabs>
+      <w:rPr>
+        <w:lang w:val="en-US"/>
+      </w:rPr>
     </w:pPr>
-    <w:r>
-      <w:rPr>
-        <w:noProof/>
-        <w:lang w:eastAsia="ru-RU"/>
-      </w:rPr>
-      <mc:AlternateContent>
-        <mc:Choice Requires="wps">
-          <w:drawing>
-            <wp:anchor distT="0" distB="0" distL="114300" distR="114300" simplePos="0" relativeHeight="251656704" behindDoc="0" locked="0" layoutInCell="1" allowOverlap="1" wp14:anchorId="4B2C732A" wp14:editId="55F9E639">
-              <wp:simplePos x="0" y="0"/>
-              <wp:positionH relativeFrom="margin">
-                <wp:align>right</wp:align>
-              </wp:positionH>
-              <wp:positionV relativeFrom="paragraph">
-                <wp:posOffset>0</wp:posOffset>
-              </wp:positionV>
-              <wp:extent cx="71120" cy="283210"/>
-              <wp:effectExtent l="0" t="0" r="0" b="0"/>
-              <wp:wrapNone/>
-              <wp:docPr id="19" name="Текстовое поле 19"/>
-              <wp:cNvGraphicFramePr>
-                <a:graphicFrameLocks xmlns:a="http://schemas.openxmlformats.org/drawingml/2006/main"/>
-              </wp:cNvGraphicFramePr>
-              <a:graphic xmlns:a="http://schemas.openxmlformats.org/drawingml/2006/main">
-                <a:graphicData uri="http://schemas.microsoft.com/office/word/2010/wordprocessingShape">
-                  <wps:wsp>
-                    <wps:cNvSpPr txBox="1">
-                      <a:spLocks/>
-                    </wps:cNvSpPr>
-                    <wps:spPr>
-                      <a:xfrm>
-                        <a:off x="0" y="0"/>
-                        <a:ext cx="71120" cy="283210"/>
-                      </a:xfrm>
-                      <a:prstGeom prst="rect">
-                        <a:avLst/>
-                      </a:prstGeom>
-                      <a:noFill/>
-                      <a:ln w="6350">
-                        <a:noFill/>
-                      </a:ln>
-                      <a:extLst>
-                        <a:ext uri="{909E8E84-426E-40DD-AFC4-6F175D3DCCD1}">
-                          <a14:hiddenFill xmlns:a14="http://schemas.microsoft.com/office/drawing/2010/main">
-                            <a:solidFill>
-                              <a:schemeClr val="lt1"/>
-                            </a:solidFill>
-                          </a14:hiddenFill>
-                        </a:ext>
-                        <a:ext uri="{91240B29-F687-4F45-9708-019B960494DF}">
-                          <a14:hiddenLine xmlns:a14="http://schemas.microsoft.com/office/drawing/2010/main" w="6350">
-                            <a:solidFill>
-                              <a:prstClr val="black"/>
-                            </a:solidFill>
-                          </a14:hiddenLine>
-                        </a:ext>
-                      </a:extLst>
-                    </wps:spPr>
-                    <wps:style>
-                      <a:lnRef idx="0">
-                        <a:schemeClr val="accent1"/>
-                      </a:lnRef>
-                      <a:fillRef idx="0">
-                        <a:schemeClr val="accent1"/>
-                      </a:fillRef>
-                      <a:effectRef idx="0">
-                        <a:schemeClr val="accent1"/>
-                      </a:effectRef>
-                      <a:fontRef idx="minor">
-                        <a:schemeClr val="dk1"/>
-                      </a:fontRef>
-                    </wps:style>
-                    <wps:txbx>
-                      <w:txbxContent>
-                        <w:p>
-                          <w:pPr>
-                            <w:pStyle w:val="a7"/>
-                          </w:pPr>
-                          <w:r>
-                            <w:fldChar w:fldCharType="begin"/>
-                          </w:r>
-                          <w:r>
-                            <w:instrText xml:space="preserve"> PAGE  \* MERGEFORMAT </w:instrText>
-                          </w:r>
-                          <w:r>
-                            <w:fldChar w:fldCharType="separate"/>
-                          </w:r>
-                          <w:r>
-                            <w:rPr>
-                              <w:noProof/>
-                            </w:rPr>
-                            <w:t>4</w:t>
-                          </w:r>
-                          <w:r>
-                            <w:fldChar w:fldCharType="end"/>
-                          </w:r>
-                        </w:p>
-                      </w:txbxContent>
-                    </wps:txbx>
-                    <wps:bodyPr rot="0" spcFirstLastPara="0" vertOverflow="overflow" horzOverflow="overflow" vert="horz" wrap="none" lIns="0" tIns="0" rIns="0" bIns="0" numCol="1" spcCol="0" rtlCol="0" fromWordArt="0" anchor="t" anchorCtr="0" forceAA="0" compatLnSpc="1">
-                      <a:spAutoFit/>
-                    </wps:bodyPr>
-                  </wps:wsp>
-                </a:graphicData>
-              </a:graphic>
-              <wp14:sizeRelH relativeFrom="page">
-                <wp14:pctWidth>0</wp14:pctWidth>
-              </wp14:sizeRelH>
-              <wp14:sizeRelV relativeFrom="page">
-                <wp14:pctHeight>0</wp14:pctHeight>
-              </wp14:sizeRelV>
-            </wp:anchor>
-          </w:drawing>
-        </mc:Choice>
-        <mc:Fallback>
-          <w:pict>
-            <v:shapetype w14:anchorId="4B2C732A" id="_x0000_t202" coordsize="21600,21600" o:spt="202" path="m,l,21600r21600,l21600,xe">
-              <v:stroke joinstyle="miter"/>
-              <v:path gradientshapeok="t" o:connecttype="rect"/>
-            </v:shapetype>
-            <v:shape id="Текстовое поле 19" o:spid="_x0000_s1027" type="#_x0000_t202" style="position:absolute;margin-left:-45.6pt;margin-top:0;width:5.6pt;height:22.3pt;z-index:251656704;visibility:visible;mso-wrap-style:none;mso-width-percent:0;mso-height-percent:0;mso-wrap-distance-left:9pt;mso-wrap-distance-top:0;mso-wrap-distance-right:9pt;mso-wrap-distance-bottom:0;mso-position-horizontal:right;mso-position-horizontal-relative:margin;mso-position-vertical:absolute;mso-position-vertical-relative:text;mso-width-percent:0;mso-height-percent:0;mso-width-relative:page;mso-height-relative:page;v-text-anchor:top" o:gfxdata="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" filled="f" fillcolor="white [3201]" stroked="f" strokeweight=".5pt">
-              <v:path arrowok="t"/>
-              <v:textbox style="mso-fit-shape-to-text:t" inset="0,0,0,0">
-                <w:txbxContent>
-                  <w:p>
-                    <w:pPr>
-                      <w:pStyle w:val="a7"/>
-                    </w:pPr>
-                    <w:r>
-                      <w:fldChar w:fldCharType="begin"/>
-                    </w:r>
-                    <w:r>
-                      <w:instrText xml:space="preserve"> PAGE  \* MERGEFORMAT </w:instrText>
-                    </w:r>
-                    <w:r>
-                      <w:fldChar w:fldCharType="separate"/>
-                    </w:r>
-                    <w:r>
-                      <w:rPr>
-                        <w:noProof/>
-                      </w:rPr>
-                      <w:t>4</w:t>
-                    </w:r>
-                    <w:r>
-                      <w:fldChar w:fldCharType="end"/>
-                    </w:r>
-                  </w:p>
-                </w:txbxContent>
-              </v:textbox>
-              <w10:wrap anchorx="margin"/>
-            </v:shape>
-          </w:pict>
-        </mc:Fallback>
-      </mc:AlternateContent>
-    </w:r>
-    <w:r>
-      <w:rPr>
-        <w:noProof/>
-        <w:lang w:eastAsia="ru-RU"/>
-      </w:rPr>
-      <mc:AlternateContent>
-        <mc:Choice Requires="wps">
-          <w:drawing>
-            <wp:anchor distT="0" distB="0" distL="114300" distR="114300" simplePos="0" relativeHeight="251658752" behindDoc="0" locked="0" layoutInCell="1" allowOverlap="1" wp14:anchorId="034AF864" wp14:editId="40914985">
-              <wp:simplePos x="0" y="0"/>
-              <wp:positionH relativeFrom="margin">
-                <wp:align>right</wp:align>
-              </wp:positionH>
-              <wp:positionV relativeFrom="paragraph">
-                <wp:posOffset>0</wp:posOffset>
-              </wp:positionV>
-              <wp:extent cx="96520" cy="459105"/>
-              <wp:effectExtent l="0" t="0" r="0" b="0"/>
-              <wp:wrapNone/>
-              <wp:docPr id="16" name="Текстовое поле 16"/>
-              <wp:cNvGraphicFramePr>
-                <a:graphicFrameLocks xmlns:a="http://schemas.openxmlformats.org/drawingml/2006/main"/>
-              </wp:cNvGraphicFramePr>
-              <a:graphic xmlns:a="http://schemas.openxmlformats.org/drawingml/2006/main">
-                <a:graphicData uri="http://schemas.microsoft.com/office/word/2010/wordprocessingShape">
-                  <wps:wsp>
-                    <wps:cNvSpPr txBox="1">
-                      <a:spLocks/>
-                    </wps:cNvSpPr>
-                    <wps:spPr>
-                      <a:xfrm>
-                        <a:off x="0" y="0"/>
-                        <a:ext cx="96520" cy="459105"/>
-                      </a:xfrm>
-                      <a:prstGeom prst="rect">
-                        <a:avLst/>
-                      </a:prstGeom>
-                      <a:noFill/>
-                      <a:ln w="6350">
-                        <a:noFill/>
-                      </a:ln>
-                    </wps:spPr>
-                    <wps:txbx>
-                      <w:txbxContent>
-                        <w:p>
-                          <w:pPr>
-                            <w:pStyle w:val="14"/>
-                          </w:pPr>
-                        </w:p>
-                      </w:txbxContent>
-                    </wps:txbx>
-                    <wps:bodyPr rot="0" spcFirstLastPara="0" vertOverflow="overflow" horzOverflow="overflow" vert="horz" wrap="none" lIns="0" tIns="0" rIns="0" bIns="0" numCol="1" spcCol="0" rtlCol="0" fromWordArt="0" anchor="t" anchorCtr="0" forceAA="0" compatLnSpc="1">
-                      <a:spAutoFit/>
-                    </wps:bodyPr>
-                  </wps:wsp>
-                </a:graphicData>
-              </a:graphic>
-              <wp14:sizeRelH relativeFrom="page">
-                <wp14:pctWidth>0</wp14:pctWidth>
-              </wp14:sizeRelH>
-              <wp14:sizeRelV relativeFrom="page">
-                <wp14:pctHeight>0</wp14:pctHeight>
-              </wp14:sizeRelV>
-            </wp:anchor>
-          </w:drawing>
-        </mc:Choice>
-        <mc:Fallback>
-          <w:pict>
-            <v:shape w14:anchorId="034AF864" id="Текстовое поле 16" o:spid="_x0000_s1028" type="#_x0000_t202" style="position:absolute;margin-left:-43.6pt;margin-top:0;width:7.6pt;height:36.15pt;z-index:251658752;visibility:visible;mso-wrap-style:none;mso-width-percent:0;mso-height-percent:0;mso-wrap-distance-left:9pt;mso-wrap-distance-top:0;mso-wrap-distance-right:9pt;mso-wrap-distance-bottom:0;mso-position-horizontal:right;mso-position-horizontal-relative:margin;mso-position-vertical:absolute;mso-position-vertical-relative:text;mso-width-percent:0;mso-height-percent:0;mso-width-relative:page;mso-height-relative:page;v-text-anchor:top" o:gfxdata="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" filled="f" stroked="f" strokeweight=".5pt">
-              <v:textbox style="mso-fit-shape-to-text:t" inset="0,0,0,0">
-                <w:txbxContent>
-                  <w:p>
-                    <w:pPr>
-                      <w:pStyle w:val="14"/>
-                    </w:pPr>
-                  </w:p>
-                </w:txbxContent>
-              </v:textbox>
-              <w10:wrap anchorx="margin"/>
-            </v:shape>
-          </w:pict>
-        </mc:Fallback>
-      </mc:AlternateContent>
-    </w:r>
   </w:p>
 </w:ftr>
 </file>
@@ -9359,6 +8641,7 @@
   <w:style w:type="character" w:default="1" w:styleId="a0">
     <w:name w:val="Default Paragraph Font"/>
     <w:uiPriority w:val="1"/>
+    <w:semiHidden/>
     <w:unhideWhenUsed/>
   </w:style>
   <w:style w:type="table" w:default="1" w:styleId="a1">
@@ -9433,8 +8716,8 @@
   <w:style w:type="paragraph" w:styleId="a6">
     <w:name w:val="header"/>
     <w:basedOn w:val="a"/>
+    <w:link w:val="a7"/>
     <w:uiPriority w:val="99"/>
-    <w:semiHidden/>
     <w:unhideWhenUsed/>
     <w:rsid w:val="00E176CA"/>
     <w:pPr>
@@ -9450,7 +8733,6 @@
     <w:next w:val="a"/>
     <w:autoRedefine/>
     <w:uiPriority w:val="39"/>
-    <w:semiHidden/>
     <w:unhideWhenUsed/>
     <w:qFormat/>
     <w:rsid w:val="00E176CA"/>
@@ -9458,11 +8740,11 @@
       <w:spacing w:after="100"/>
     </w:pPr>
   </w:style>
-  <w:style w:type="paragraph" w:styleId="a7">
+  <w:style w:type="paragraph" w:styleId="a8">
     <w:name w:val="footer"/>
     <w:basedOn w:val="a"/>
+    <w:link w:val="a9"/>
     <w:uiPriority w:val="99"/>
-    <w:semiHidden/>
     <w:unhideWhenUsed/>
     <w:rsid w:val="00E176CA"/>
     <w:pPr>
@@ -9472,7 +8754,7 @@
       </w:tabs>
     </w:pPr>
   </w:style>
-  <w:style w:type="paragraph" w:styleId="a8">
+  <w:style w:type="paragraph" w:styleId="aa">
     <w:name w:val="Normal (Web)"/>
     <w:uiPriority w:val="99"/>
     <w:semiHidden/>
@@ -9551,10 +8833,10 @@
       <w:sz w:val="28"/>
     </w:rPr>
   </w:style>
-  <w:style w:type="paragraph" w:styleId="a9">
+  <w:style w:type="paragraph" w:styleId="ab">
     <w:name w:val="List Paragraph"/>
     <w:basedOn w:val="a"/>
-    <w:link w:val="aa"/>
+    <w:link w:val="ac"/>
     <w:qFormat/>
     <w:rsid w:val="00E176CA"/>
     <w:pPr>
@@ -9594,10 +8876,10 @@
     <w:name w:val="WPSOffice手动目录 1"/>
     <w:rsid w:val="00E176CA"/>
   </w:style>
-  <w:style w:type="paragraph" w:styleId="ab">
+  <w:style w:type="paragraph" w:styleId="ad">
     <w:name w:val="Balloon Text"/>
     <w:basedOn w:val="a"/>
-    <w:link w:val="ac"/>
+    <w:link w:val="ae"/>
     <w:uiPriority w:val="99"/>
     <w:semiHidden/>
     <w:unhideWhenUsed/>
@@ -9611,10 +8893,10 @@
       <w:szCs w:val="16"/>
     </w:rPr>
   </w:style>
-  <w:style w:type="character" w:customStyle="1" w:styleId="ac">
+  <w:style w:type="character" w:customStyle="1" w:styleId="ae">
     <w:name w:val="Текст выноски Знак"/>
     <w:basedOn w:val="a0"/>
-    <w:link w:val="ab"/>
+    <w:link w:val="ad"/>
     <w:uiPriority w:val="99"/>
     <w:semiHidden/>
     <w:rsid w:val="00B02A85"/>
@@ -9625,7 +8907,7 @@
       <w:lang w:eastAsia="en-US"/>
     </w:rPr>
   </w:style>
-  <w:style w:type="paragraph" w:styleId="ad">
+  <w:style w:type="paragraph" w:styleId="af">
     <w:name w:val="caption"/>
     <w:basedOn w:val="a"/>
     <w:next w:val="a"/>
@@ -9646,10 +8928,10 @@
       <w:lang w:eastAsia="ru-RU"/>
     </w:rPr>
   </w:style>
-  <w:style w:type="character" w:customStyle="1" w:styleId="aa">
+  <w:style w:type="character" w:customStyle="1" w:styleId="ac">
     <w:name w:val="Абзац списка Знак"/>
     <w:basedOn w:val="a0"/>
-    <w:link w:val="a9"/>
+    <w:link w:val="ab"/>
     <w:rsid w:val="003A6693"/>
     <w:rPr>
       <w:rFonts w:asciiTheme="minorHAnsi" w:eastAsiaTheme="minorHAnsi" w:hAnsiTheme="minorHAnsi" w:cstheme="minorBidi"/>
@@ -9658,7 +8940,7 @@
       <w:lang w:eastAsia="en-US"/>
     </w:rPr>
   </w:style>
-  <w:style w:type="table" w:styleId="ae">
+  <w:style w:type="table" w:styleId="af0">
     <w:name w:val="Table Grid"/>
     <w:basedOn w:val="a1"/>
     <w:uiPriority w:val="39"/>
@@ -9679,6 +8961,48 @@
         <w:insideV w:val="single" w:sz="4" w:space="0" w:color="auto"/>
       </w:tblBorders>
     </w:tblPr>
+  </w:style>
+  <w:style w:type="paragraph" w:styleId="af1">
+    <w:name w:val="TOC Heading"/>
+    <w:basedOn w:val="1"/>
+    <w:next w:val="a"/>
+    <w:uiPriority w:val="39"/>
+    <w:unhideWhenUsed/>
+    <w:qFormat/>
+    <w:rsid w:val="00B40682"/>
+    <w:pPr>
+      <w:spacing w:line="259" w:lineRule="auto"/>
+      <w:outlineLvl w:val="9"/>
+    </w:pPr>
+    <w:rPr>
+      <w:lang w:eastAsia="ru-RU"/>
+    </w:rPr>
+  </w:style>
+  <w:style w:type="character" w:customStyle="1" w:styleId="a7">
+    <w:name w:val="Верхний колонтитул Знак"/>
+    <w:basedOn w:val="a0"/>
+    <w:link w:val="a6"/>
+    <w:uiPriority w:val="99"/>
+    <w:rsid w:val="00B40682"/>
+    <w:rPr>
+      <w:rFonts w:asciiTheme="minorHAnsi" w:eastAsiaTheme="minorHAnsi" w:hAnsiTheme="minorHAnsi" w:cstheme="minorBidi"/>
+      <w:sz w:val="22"/>
+      <w:szCs w:val="22"/>
+      <w:lang w:eastAsia="en-US"/>
+    </w:rPr>
+  </w:style>
+  <w:style w:type="character" w:customStyle="1" w:styleId="a9">
+    <w:name w:val="Нижний колонтитул Знак"/>
+    <w:basedOn w:val="a0"/>
+    <w:link w:val="a8"/>
+    <w:uiPriority w:val="99"/>
+    <w:rsid w:val="00B40682"/>
+    <w:rPr>
+      <w:rFonts w:asciiTheme="minorHAnsi" w:eastAsiaTheme="minorHAnsi" w:hAnsiTheme="minorHAnsi" w:cstheme="minorBidi"/>
+      <w:sz w:val="22"/>
+      <w:szCs w:val="22"/>
+      <w:lang w:eastAsia="en-US"/>
+    </w:rPr>
   </w:style>
 </w:styles>
 </file>
@@ -9951,10 +9275,22 @@
 </s:customData>
 </file>
 
+<file path=customXml/item2.xml><?xml version="1.0" encoding="utf-8"?>
+<b:Sources xmlns:b="http://schemas.openxmlformats.org/officeDocument/2006/bibliography" xmlns="http://schemas.openxmlformats.org/officeDocument/2006/bibliography" SelectedStyle="\APASixthEditionOfficeOnline.xsl" StyleName="APA" Version="6"/>
+</file>
+
 <file path=customXml/itemProps1.xml><?xml version="1.0" encoding="utf-8"?>
 <ds:datastoreItem xmlns:ds="http://schemas.openxmlformats.org/officeDocument/2006/customXml" ds:itemID="{B1977F7D-205B-4081-913C-38D41E755F92}">
   <ds:schemaRefs>
     <ds:schemaRef ds:uri="http://www.wps.cn/officeDocument/2013/wpsCustomData"/>
   </ds:schemaRefs>
 </ds:datastoreItem>
+</file>
+
+<file path=customXml/itemProps2.xml><?xml version="1.0" encoding="utf-8"?>
+<ds:datastoreItem xmlns:ds="http://schemas.openxmlformats.org/officeDocument/2006/customXml" ds:itemID="{6BE91D5B-F997-4728-BBFC-98B90C6B2C37}">
+  <ds:schemaRefs>
+    <ds:schemaRef ds:uri="http://schemas.openxmlformats.org/officeDocument/2006/bibliography"/>
+  </ds:schemaRefs>
+</ds:datastoreItem>
 </file>
--- a/Курсовая работа разработка курсовых и дипломных работ.docx
+++ b/Курсовая работа разработка курсовых и дипломных работ.docx
@@ -524,7 +524,34 @@
           <w:szCs w:val="28"/>
           <w:shd w:val="clear" w:color="auto" w:fill="FFFFFF"/>
         </w:rPr>
-        <w:t>Группа 22П-1</w:t>
+        <w:t>Группа 2</w:t>
+      </w:r>
+      <w:r>
+        <w:rPr>
+          <w:rFonts w:ascii="Times New Roman" w:hAnsi="Times New Roman" w:cs="Times New Roman"/>
+          <w:sz w:val="28"/>
+          <w:szCs w:val="28"/>
+          <w:shd w:val="clear" w:color="auto" w:fill="FFFFFF"/>
+        </w:rPr>
+        <w:t>3</w:t>
+      </w:r>
+      <w:r>
+        <w:rPr>
+          <w:rFonts w:ascii="Times New Roman" w:hAnsi="Times New Roman" w:cs="Times New Roman"/>
+          <w:sz w:val="28"/>
+          <w:szCs w:val="28"/>
+          <w:shd w:val="clear" w:color="auto" w:fill="FFFFFF"/>
+        </w:rPr>
+        <w:t>П-</w:t>
+      </w:r>
+      <w:r>
+        <w:rPr>
+          <w:rFonts w:ascii="Times New Roman" w:hAnsi="Times New Roman" w:cs="Times New Roman"/>
+          <w:sz w:val="28"/>
+          <w:szCs w:val="28"/>
+          <w:shd w:val="clear" w:color="auto" w:fill="FFFFFF"/>
+        </w:rPr>
+        <w:t>2</w:t>
       </w:r>
     </w:p>
     <w:p>
@@ -838,6 +865,13 @@
     </w:p>
     <w:sdt>
       <w:sdtPr>
+        <w:rPr>
+          <w:rFonts w:asciiTheme="minorHAnsi" w:eastAsiaTheme="minorHAnsi" w:hAnsiTheme="minorHAnsi" w:cstheme="minorBidi"/>
+          <w:color w:val="auto"/>
+          <w:sz w:val="22"/>
+          <w:szCs w:val="22"/>
+          <w:lang w:eastAsia="en-US"/>
+        </w:rPr>
         <w:id w:val="-484619597"/>
         <w:docPartObj>
           <w:docPartGallery w:val="Table of Contents"/>
@@ -846,13 +880,8 @@
       </w:sdtPr>
       <w:sdtEndPr>
         <w:rPr>
-          <w:rFonts w:asciiTheme="minorHAnsi" w:eastAsiaTheme="minorHAnsi" w:hAnsiTheme="minorHAnsi" w:cstheme="minorBidi"/>
           <w:b/>
           <w:bCs/>
-          <w:color w:val="auto"/>
-          <w:sz w:val="22"/>
-          <w:szCs w:val="22"/>
-          <w:lang w:eastAsia="en-US"/>
         </w:rPr>
       </w:sdtEndPr>
       <w:sdtContent>
@@ -2335,9 +2364,9 @@
         </w:rPr>
         <w:lastRenderedPageBreak/>
         <w:drawing>
-          <wp:inline distT="0" distB="0" distL="0" distR="0" wp14:anchorId="21F6A8B7" wp14:editId="3A91FEA9">
-            <wp:extent cx="3902149" cy="3970557"/>
-            <wp:effectExtent l="19050" t="19050" r="22225" b="11430"/>
+          <wp:inline distT="0" distB="0" distL="0" distR="0" wp14:anchorId="21F6A8B7" wp14:editId="2BD2C0F1">
+            <wp:extent cx="5195297" cy="5286375"/>
+            <wp:effectExtent l="19050" t="19050" r="24765" b="9525"/>
             <wp:docPr id="209302007" name="Рисунок 4"/>
             <wp:cNvGraphicFramePr>
               <a:graphicFrameLocks xmlns:a="http://schemas.openxmlformats.org/drawingml/2006/main" noChangeAspect="1"/>
@@ -2367,7 +2396,7 @@
                   <pic:spPr bwMode="auto">
                     <a:xfrm>
                       <a:off x="0" y="0"/>
-                      <a:ext cx="3930727" cy="3999636"/>
+                      <a:ext cx="5247864" cy="5339863"/>
                     </a:xfrm>
                     <a:prstGeom prst="rect">
                       <a:avLst/>
@@ -2454,7 +2483,7 @@
           <w:sz w:val="28"/>
           <w:szCs w:val="28"/>
         </w:rPr>
-        <w:t xml:space="preserve">В соответствии с изученными стандартами, при разработке программного модуля учета курсовых и дипломных проектов обязательным является наличие уникальных идентификаторов объектов учета, а также фиксирование основных атрибутов, позволяющих однозначно определить принадлежность данных. К таким обязательным элементам относятся идентификатор студента, идентификатор курсового или дипломного проекта, идентификатор руководителя проекта, дата регистрации проекта, а также сведения о текущем этапе выполнения и результате защиты. Дополнительные </w:t>
+        <w:t xml:space="preserve">В соответствии с изученными стандартами, при разработке программного модуля учета курсовых и дипломных проектов обязательным является наличие уникальных идентификаторов объектов учета, а также фиксирование основных атрибутов, позволяющих однозначно определить </w:t>
       </w:r>
       <w:r>
         <w:rPr>
@@ -2463,7 +2492,7 @@
           <w:szCs w:val="28"/>
         </w:rPr>
         <w:lastRenderedPageBreak/>
-        <w:t>элементы, такие как текстовые комментарии, прикрепленные файлы и пояснительные материалы, могут использоваться при необходимости и не являются обязательными для заполнения.</w:t>
+        <w:t>принадлежность данных. К таким обязательным элементам относятся идентификатор студента, идентификатор курсового или дипломного проекта, идентификатор руководителя проекта, дата регистрации проекта, а также сведения о текущем этапе выполнения и результате защиты. Дополнительные элементы, такие как текстовые комментарии, прикрепленные файлы и пояснительные материалы, могут использоваться при необходимости и не являются обязательными для заполнения.</w:t>
       </w:r>
     </w:p>
     <w:p>
@@ -2676,7 +2705,16 @@
           <w:sz w:val="28"/>
           <w:szCs w:val="28"/>
         </w:rPr>
-        <w:t>Применение структурированного подхода к описанию данных позволяет формализовать процесс учета курсовых и дипломных проектов, обеспечить единообразие представления информации и повысить удобство работы пользователей системы.</w:t>
+        <w:t xml:space="preserve">Применение структурированного подхода к описанию данных позволяет формализовать процесс учета курсовых и дипломных проектов, </w:t>
+      </w:r>
+      <w:r>
+        <w:rPr>
+          <w:rFonts w:ascii="Times New Roman" w:hAnsi="Times New Roman" w:cs="Times New Roman"/>
+          <w:sz w:val="28"/>
+          <w:szCs w:val="28"/>
+        </w:rPr>
+        <w:lastRenderedPageBreak/>
+        <w:t>обеспечить единообразие представления информации и повысить удобство работы пользователей системы.</w:t>
       </w:r>
     </w:p>
     <w:p>
@@ -2715,15 +2753,6 @@
           <w:sz w:val="28"/>
           <w:szCs w:val="28"/>
         </w:rPr>
-        <w:br w:type="page"/>
-      </w:r>
-      <w:r>
-        <w:rPr>
-          <w:rFonts w:ascii="Times New Roman" w:hAnsi="Times New Roman" w:cs="Times New Roman"/>
-          <w:sz w:val="28"/>
-          <w:szCs w:val="28"/>
-        </w:rPr>
-        <w:lastRenderedPageBreak/>
         <w:t>Раздел «Студент» содержит обязательную информацию об обучающемся:</w:t>
       </w:r>
     </w:p>
@@ -3326,9 +3355,9 @@
           <w:noProof/>
         </w:rPr>
         <w:drawing>
-          <wp:inline distT="0" distB="0" distL="0" distR="0" wp14:anchorId="39A0DECD" wp14:editId="59137D92">
-            <wp:extent cx="4438650" cy="3362082"/>
-            <wp:effectExtent l="19050" t="19050" r="19050" b="10160"/>
+          <wp:inline distT="0" distB="0" distL="0" distR="0" wp14:anchorId="39A0DECD" wp14:editId="03691628">
+            <wp:extent cx="5583294" cy="4229100"/>
+            <wp:effectExtent l="19050" t="19050" r="17780" b="19050"/>
             <wp:docPr id="791286272" name="Рисунок 4"/>
             <wp:cNvGraphicFramePr>
               <a:graphicFrameLocks xmlns:a="http://schemas.openxmlformats.org/drawingml/2006/main" noChangeAspect="1"/>
@@ -3358,7 +3387,7 @@
                   <pic:spPr bwMode="auto">
                     <a:xfrm>
                       <a:off x="0" y="0"/>
-                      <a:ext cx="4446741" cy="3368211"/>
+                      <a:ext cx="5603470" cy="4244383"/>
                     </a:xfrm>
                     <a:prstGeom prst="rect">
                       <a:avLst/>
@@ -3486,7 +3515,16 @@
           <w:sz w:val="28"/>
           <w:szCs w:val="28"/>
         </w:rPr>
-        <w:t>Удобный пользовательский интерфейс — интерфейс подобных систем, как правило, ориентирован на преподавателей и сотрудников учебной части, что упрощает работу с данными и снижает время на обучение пользователей.</w:t>
+        <w:t xml:space="preserve">Удобный пользовательский интерфейс — интерфейс подобных систем, как правило, ориентирован на преподавателей и </w:t>
+      </w:r>
+      <w:r>
+        <w:rPr>
+          <w:rFonts w:ascii="Times New Roman" w:hAnsi="Times New Roman" w:cs="Times New Roman"/>
+          <w:sz w:val="28"/>
+          <w:szCs w:val="28"/>
+        </w:rPr>
+        <w:lastRenderedPageBreak/>
+        <w:t>сотрудников учебной части, что упрощает работу с данными и снижает время на обучение пользователей.</w:t>
       </w:r>
     </w:p>
     <w:p>
@@ -3510,16 +3548,7 @@
           <w:sz w:val="28"/>
           <w:szCs w:val="28"/>
         </w:rPr>
-        <w:t xml:space="preserve">Функциональность — системы позволяют вести учет студентов, тем курсовых и дипломных проектов, назначать </w:t>
-      </w:r>
-      <w:r>
-        <w:rPr>
-          <w:rFonts w:ascii="Times New Roman" w:hAnsi="Times New Roman" w:cs="Times New Roman"/>
-          <w:sz w:val="28"/>
-          <w:szCs w:val="28"/>
-        </w:rPr>
-        <w:lastRenderedPageBreak/>
-        <w:t>руководителей, контролировать этапы выполнения работ и фиксировать результаты защиты.</w:t>
+        <w:t>Функциональность — системы позволяют вести учет студентов, тем курсовых и дипломных проектов, назначать руководителей, контролировать этапы выполнения работ и фиксировать результаты защиты.</w:t>
       </w:r>
     </w:p>
     <w:p>
@@ -3703,7 +3732,7 @@
           <w:sz w:val="28"/>
           <w:szCs w:val="28"/>
         </w:rPr>
-        <w:t xml:space="preserve">В рамках анализа предметной области также были изучены основные термины и понятия, а также нормативно-правовая база, регламентирующая организацию учебного процесса и обработку персональных данных обучающихся. В качестве ключевых документов рассматривались Федеральный закон «Об образовании в Российской Федерации» № 273-ФЗ, а также нормативные акты, устанавливающие требования к хранению и защите информации в образовательных организациях. На основании данных </w:t>
+        <w:t xml:space="preserve">В рамках анализа предметной области также были изучены основные термины и понятия, а также нормативно-правовая база, регламентирующая организацию учебного процесса и обработку персональных данных обучающихся. В качестве ключевых документов рассматривались </w:t>
       </w:r>
       <w:r>
         <w:rPr>
@@ -3712,7 +3741,7 @@
           <w:szCs w:val="28"/>
         </w:rPr>
         <w:lastRenderedPageBreak/>
-        <w:t>документов были сформированы требования к структуре учетных данных и обеспечению их актуальности и целостности.</w:t>
+        <w:t>Федеральный закон «Об образовании в Российской Федерации» № 273-ФЗ, а также нормативные акты, устанавливающие требования к хранению и защите информации в образовательных организациях. На основании данных документов были сформированы требования к структуре учетных данных и обеспечению их актуальности и целостности.</w:t>
       </w:r>
     </w:p>
     <w:p>
@@ -3829,25 +3858,7 @@
           <w:sz w:val="28"/>
           <w:szCs w:val="28"/>
         </w:rPr>
-        <w:t>Наименование программы — «</w:t>
-      </w:r>
-      <w:proofErr w:type="spellStart"/>
-      <w:r>
-        <w:rPr>
-          <w:rFonts w:ascii="Times New Roman" w:hAnsi="Times New Roman"/>
-          <w:sz w:val="28"/>
-          <w:szCs w:val="28"/>
-        </w:rPr>
-        <w:t>ProjectEdu</w:t>
-      </w:r>
-      <w:proofErr w:type="spellEnd"/>
-      <w:r>
-        <w:rPr>
-          <w:rFonts w:ascii="Times New Roman" w:hAnsi="Times New Roman"/>
-          <w:sz w:val="28"/>
-          <w:szCs w:val="28"/>
-        </w:rPr>
-        <w:t>». Программа предназначена для автоматизации процессов учета, хранения и обработки информации о курсовых и дипломных проектах студентов в образовательной организации среднего профессионального образования.</w:t>
+        <w:t>Наименование программы — «ProjectEdu». Программа предназначена для автоматизации процессов учета, хранения и обработки информации о курсовых и дипломных проектах студентов в образовательной организации среднего профессионального образования.</w:t>
       </w:r>
     </w:p>
     <w:p>
@@ -4313,25 +4324,7 @@
           <w:szCs w:val="28"/>
         </w:rPr>
         <w:lastRenderedPageBreak/>
-        <w:t xml:space="preserve">последующего перехода на СУБД </w:t>
-      </w:r>
-      <w:proofErr w:type="spellStart"/>
-      <w:r>
-        <w:rPr>
-          <w:rFonts w:ascii="Times New Roman" w:hAnsi="Times New Roman"/>
-          <w:sz w:val="28"/>
-          <w:szCs w:val="28"/>
-        </w:rPr>
-        <w:t>PostgreSQL</w:t>
-      </w:r>
-      <w:proofErr w:type="spellEnd"/>
-      <w:r>
-        <w:rPr>
-          <w:rFonts w:ascii="Times New Roman" w:hAnsi="Times New Roman"/>
-          <w:sz w:val="28"/>
-          <w:szCs w:val="28"/>
-        </w:rPr>
-        <w:t>. Доступ к данным должен быть разграничен по ролям пользователей средствами СУБД и программного обеспечения.</w:t>
+        <w:t>последующего перехода на СУБД PostgreSQL. Доступ к данным должен быть разграничен по ролям пользователей средствами СУБД и программного обеспечения.</w:t>
       </w:r>
     </w:p>
     <w:p>
@@ -4688,43 +4681,7 @@
           <w:sz w:val="28"/>
           <w:szCs w:val="28"/>
         </w:rPr>
-        <w:t xml:space="preserve">Алексанян, А. А. Программирование на платформе .NET Framework 4.8 с использованием C# и </w:t>
-      </w:r>
-      <w:proofErr w:type="gramStart"/>
-      <w:r>
-        <w:rPr>
-          <w:rFonts w:ascii="Times New Roman" w:hAnsi="Times New Roman"/>
-          <w:sz w:val="28"/>
-          <w:szCs w:val="28"/>
-        </w:rPr>
-        <w:t>WPF :</w:t>
-      </w:r>
-      <w:proofErr w:type="gramEnd"/>
-      <w:r>
-        <w:rPr>
-          <w:rFonts w:ascii="Times New Roman" w:hAnsi="Times New Roman"/>
-          <w:sz w:val="28"/>
-          <w:szCs w:val="28"/>
-        </w:rPr>
-        <w:t xml:space="preserve"> учебное пособие / А. А. Алексанян. — </w:t>
-      </w:r>
-      <w:proofErr w:type="gramStart"/>
-      <w:r>
-        <w:rPr>
-          <w:rFonts w:ascii="Times New Roman" w:hAnsi="Times New Roman"/>
-          <w:sz w:val="28"/>
-          <w:szCs w:val="28"/>
-        </w:rPr>
-        <w:t>Москва :</w:t>
-      </w:r>
-      <w:proofErr w:type="gramEnd"/>
-      <w:r>
-        <w:rPr>
-          <w:rFonts w:ascii="Times New Roman" w:hAnsi="Times New Roman"/>
-          <w:sz w:val="28"/>
-          <w:szCs w:val="28"/>
-        </w:rPr>
-        <w:t xml:space="preserve"> ДМК Пресс, 2021. — 384 с.</w:t>
+        <w:t>Алексанян, А. А. Программирование на платформе .NET Framework 4.8 с использованием C# и WPF : учебное пособие / А. А. Алексанян. — Москва : ДМК Пресс, 2021. — 384 с.</w:t>
       </w:r>
     </w:p>
     <w:p>
@@ -4747,61 +4704,7 @@
           <w:sz w:val="28"/>
           <w:szCs w:val="28"/>
         </w:rPr>
-        <w:t xml:space="preserve">Мак-Коннелл, С. Совершенный </w:t>
-      </w:r>
-      <w:proofErr w:type="gramStart"/>
-      <w:r>
-        <w:rPr>
-          <w:rFonts w:ascii="Times New Roman" w:hAnsi="Times New Roman"/>
-          <w:sz w:val="28"/>
-          <w:szCs w:val="28"/>
-        </w:rPr>
-        <w:t>код :</w:t>
-      </w:r>
-      <w:proofErr w:type="gramEnd"/>
-      <w:r>
-        <w:rPr>
-          <w:rFonts w:ascii="Times New Roman" w:hAnsi="Times New Roman"/>
-          <w:sz w:val="28"/>
-          <w:szCs w:val="28"/>
-        </w:rPr>
-        <w:t xml:space="preserve"> 2-е изд. / Стив Мак-</w:t>
-      </w:r>
-      <w:proofErr w:type="gramStart"/>
-      <w:r>
-        <w:rPr>
-          <w:rFonts w:ascii="Times New Roman" w:hAnsi="Times New Roman"/>
-          <w:sz w:val="28"/>
-          <w:szCs w:val="28"/>
-        </w:rPr>
-        <w:t>Коннелл ;</w:t>
-      </w:r>
-      <w:proofErr w:type="gramEnd"/>
-      <w:r>
-        <w:rPr>
-          <w:rFonts w:ascii="Times New Roman" w:hAnsi="Times New Roman"/>
-          <w:sz w:val="28"/>
-          <w:szCs w:val="28"/>
-        </w:rPr>
-        <w:t xml:space="preserve"> пер. с англ. — Санкт-</w:t>
-      </w:r>
-      <w:proofErr w:type="gramStart"/>
-      <w:r>
-        <w:rPr>
-          <w:rFonts w:ascii="Times New Roman" w:hAnsi="Times New Roman"/>
-          <w:sz w:val="28"/>
-          <w:szCs w:val="28"/>
-        </w:rPr>
-        <w:t>Петербург :</w:t>
-      </w:r>
-      <w:proofErr w:type="gramEnd"/>
-      <w:r>
-        <w:rPr>
-          <w:rFonts w:ascii="Times New Roman" w:hAnsi="Times New Roman"/>
-          <w:sz w:val="28"/>
-          <w:szCs w:val="28"/>
-        </w:rPr>
-        <w:t xml:space="preserve"> Питер, 2020. — 896 с.</w:t>
+        <w:t>Мак-Коннелл, С. Совершенный код : 2-е изд. / Стив Мак-Коннелл ; пер. с англ. — Санкт-Петербург : Питер, 2020. — 896 с.</w:t>
       </w:r>
     </w:p>
     <w:p>
@@ -4818,95 +4721,13 @@
           <w:szCs w:val="28"/>
         </w:rPr>
       </w:pPr>
-      <w:proofErr w:type="spellStart"/>
-      <w:r>
-        <w:rPr>
-          <w:rFonts w:ascii="Times New Roman" w:hAnsi="Times New Roman"/>
-          <w:sz w:val="28"/>
-          <w:szCs w:val="28"/>
-        </w:rPr>
-        <w:t>Троелсен</w:t>
-      </w:r>
-      <w:proofErr w:type="spellEnd"/>
-      <w:r>
-        <w:rPr>
-          <w:rFonts w:ascii="Times New Roman" w:hAnsi="Times New Roman"/>
-          <w:sz w:val="28"/>
-          <w:szCs w:val="28"/>
-        </w:rPr>
-        <w:t xml:space="preserve">, Э. Язык программирования C# 9.0 и платформа .NET </w:t>
-      </w:r>
-      <w:proofErr w:type="gramStart"/>
-      <w:r>
-        <w:rPr>
-          <w:rFonts w:ascii="Times New Roman" w:hAnsi="Times New Roman"/>
-          <w:sz w:val="28"/>
-          <w:szCs w:val="28"/>
-        </w:rPr>
-        <w:t>5 :</w:t>
-      </w:r>
-      <w:proofErr w:type="gramEnd"/>
-      <w:r>
-        <w:rPr>
-          <w:rFonts w:ascii="Times New Roman" w:hAnsi="Times New Roman"/>
-          <w:sz w:val="28"/>
-          <w:szCs w:val="28"/>
-        </w:rPr>
-        <w:t xml:space="preserve"> профессиональное руководство / Эндрю </w:t>
-      </w:r>
-      <w:proofErr w:type="spellStart"/>
-      <w:r>
-        <w:rPr>
-          <w:rFonts w:ascii="Times New Roman" w:hAnsi="Times New Roman"/>
-          <w:sz w:val="28"/>
-          <w:szCs w:val="28"/>
-        </w:rPr>
-        <w:t>Троелсен</w:t>
-      </w:r>
-      <w:proofErr w:type="spellEnd"/>
-      <w:r>
-        <w:rPr>
-          <w:rFonts w:ascii="Times New Roman" w:hAnsi="Times New Roman"/>
-          <w:sz w:val="28"/>
-          <w:szCs w:val="28"/>
-        </w:rPr>
-        <w:t xml:space="preserve">, Филипп </w:t>
-      </w:r>
-      <w:proofErr w:type="spellStart"/>
-      <w:r>
-        <w:rPr>
-          <w:rFonts w:ascii="Times New Roman" w:hAnsi="Times New Roman"/>
-          <w:sz w:val="28"/>
-          <w:szCs w:val="28"/>
-        </w:rPr>
-        <w:t>Джепикс</w:t>
-      </w:r>
-      <w:proofErr w:type="spellEnd"/>
-      <w:r>
-        <w:rPr>
-          <w:rFonts w:ascii="Times New Roman" w:hAnsi="Times New Roman"/>
-          <w:sz w:val="28"/>
-          <w:szCs w:val="28"/>
-        </w:rPr>
-        <w:t>. — 9-е изд. — Санкт-</w:t>
-      </w:r>
-      <w:proofErr w:type="gramStart"/>
-      <w:r>
-        <w:rPr>
-          <w:rFonts w:ascii="Times New Roman" w:hAnsi="Times New Roman"/>
-          <w:sz w:val="28"/>
-          <w:szCs w:val="28"/>
-        </w:rPr>
-        <w:t>Петербург :</w:t>
-      </w:r>
-      <w:proofErr w:type="gramEnd"/>
-      <w:r>
-        <w:rPr>
-          <w:rFonts w:ascii="Times New Roman" w:hAnsi="Times New Roman"/>
-          <w:sz w:val="28"/>
-          <w:szCs w:val="28"/>
-        </w:rPr>
-        <w:t xml:space="preserve"> Питер, 2021. — 1392 с.</w:t>
+      <w:r>
+        <w:rPr>
+          <w:rFonts w:ascii="Times New Roman" w:hAnsi="Times New Roman"/>
+          <w:sz w:val="28"/>
+          <w:szCs w:val="28"/>
+        </w:rPr>
+        <w:t>Троелсен, Э. Язык программирования C# 9.0 и платформа .NET 5 : профессиональное руководство / Эндрю Троелсен, Филипп Джепикс. — 9-е изд. — Санкт-Петербург : Питер, 2021. — 1392 с.</w:t>
       </w:r>
     </w:p>
     <w:p>
@@ -4952,25 +4773,7 @@
           <w:sz w:val="28"/>
           <w:szCs w:val="28"/>
         </w:rPr>
-        <w:t xml:space="preserve">Microsoft. Документация по Windows </w:t>
-      </w:r>
-      <w:proofErr w:type="spellStart"/>
-      <w:r>
-        <w:rPr>
-          <w:rFonts w:ascii="Times New Roman" w:hAnsi="Times New Roman"/>
-          <w:sz w:val="28"/>
-          <w:szCs w:val="28"/>
-        </w:rPr>
-        <w:t>Presentation</w:t>
-      </w:r>
-      <w:proofErr w:type="spellEnd"/>
-      <w:r>
-        <w:rPr>
-          <w:rFonts w:ascii="Times New Roman" w:hAnsi="Times New Roman"/>
-          <w:sz w:val="28"/>
-          <w:szCs w:val="28"/>
-        </w:rPr>
-        <w:t xml:space="preserve"> Foundation (WPF) [Электронный ресурс]. — URL: https://docs.microsoft.com/ru-ru/dotnet/desktop/wpf/ (дата обращения: 21.11.2025).</w:t>
+        <w:t>Microsoft. Документация по Windows Presentation Foundation (WPF) [Электронный ресурс]. — URL: https://docs.microsoft.com/ru-ru/dotnet/desktop/wpf/ (дата обращения: 21.11.2025).</w:t>
       </w:r>
     </w:p>
     <w:p>
@@ -5048,43 +4851,7 @@
           <w:sz w:val="28"/>
           <w:szCs w:val="28"/>
         </w:rPr>
-        <w:t xml:space="preserve">Алексанян, А. А. Создание профессиональных приложений на WPF с использованием паттерна </w:t>
-      </w:r>
-      <w:proofErr w:type="gramStart"/>
-      <w:r>
-        <w:rPr>
-          <w:rFonts w:ascii="Times New Roman" w:hAnsi="Times New Roman"/>
-          <w:sz w:val="28"/>
-          <w:szCs w:val="28"/>
-        </w:rPr>
-        <w:t>MVVM :</w:t>
-      </w:r>
-      <w:proofErr w:type="gramEnd"/>
-      <w:r>
-        <w:rPr>
-          <w:rFonts w:ascii="Times New Roman" w:hAnsi="Times New Roman"/>
-          <w:sz w:val="28"/>
-          <w:szCs w:val="28"/>
-        </w:rPr>
-        <w:t xml:space="preserve"> практическое руководство / А. А. Алексанян. — </w:t>
-      </w:r>
-      <w:proofErr w:type="gramStart"/>
-      <w:r>
-        <w:rPr>
-          <w:rFonts w:ascii="Times New Roman" w:hAnsi="Times New Roman"/>
-          <w:sz w:val="28"/>
-          <w:szCs w:val="28"/>
-        </w:rPr>
-        <w:t>Москва :</w:t>
-      </w:r>
-      <w:proofErr w:type="gramEnd"/>
-      <w:r>
-        <w:rPr>
-          <w:rFonts w:ascii="Times New Roman" w:hAnsi="Times New Roman"/>
-          <w:sz w:val="28"/>
-          <w:szCs w:val="28"/>
-        </w:rPr>
-        <w:t xml:space="preserve"> БХВ-Петербург, 2022. — 416 с.</w:t>
+        <w:t>Алексанян, А. А. Создание профессиональных приложений на WPF с использованием паттерна MVVM : практическое руководство / А. А. Алексанян. — Москва : БХВ-Петербург, 2022. — 416 с.</w:t>
       </w:r>
     </w:p>
     <w:p>
@@ -9264,6 +9031,10 @@
 </file>
 
 <file path=customXml/item1.xml><?xml version="1.0" encoding="utf-8"?>
+<b:Sources xmlns:b="http://schemas.openxmlformats.org/officeDocument/2006/bibliography" xmlns="http://schemas.openxmlformats.org/officeDocument/2006/bibliography" SelectedStyle="\APASixthEditionOfficeOnline.xsl" StyleName="APA" Version="6"/>
+</file>
+
+<file path=customXml/item2.xml><?xml version="1.0" encoding="utf-8"?>
 <s:customData xmlns="http://www.wps.cn/officeDocument/2013/wpsCustomData" xmlns:s="http://www.wps.cn/officeDocument/2013/wpsCustomData">
   <customSectProps>
     <customSectPr/>
@@ -9275,22 +9046,18 @@
 </s:customData>
 </file>
 
-<file path=customXml/item2.xml><?xml version="1.0" encoding="utf-8"?>
-<b:Sources xmlns:b="http://schemas.openxmlformats.org/officeDocument/2006/bibliography" xmlns="http://schemas.openxmlformats.org/officeDocument/2006/bibliography" SelectedStyle="\APASixthEditionOfficeOnline.xsl" StyleName="APA" Version="6"/>
+<file path=customXml/itemProps1.xml><?xml version="1.0" encoding="utf-8"?>
+<ds:datastoreItem xmlns:ds="http://schemas.openxmlformats.org/officeDocument/2006/customXml" ds:itemID="{6BE91D5B-F997-4728-BBFC-98B90C6B2C37}">
+  <ds:schemaRefs>
+    <ds:schemaRef ds:uri="http://schemas.openxmlformats.org/officeDocument/2006/bibliography"/>
+  </ds:schemaRefs>
+</ds:datastoreItem>
 </file>
 
-<file path=customXml/itemProps1.xml><?xml version="1.0" encoding="utf-8"?>
+<file path=customXml/itemProps2.xml><?xml version="1.0" encoding="utf-8"?>
 <ds:datastoreItem xmlns:ds="http://schemas.openxmlformats.org/officeDocument/2006/customXml" ds:itemID="{B1977F7D-205B-4081-913C-38D41E755F92}">
   <ds:schemaRefs>
     <ds:schemaRef ds:uri="http://www.wps.cn/officeDocument/2013/wpsCustomData"/>
   </ds:schemaRefs>
 </ds:datastoreItem>
-</file>
-
-<file path=customXml/itemProps2.xml><?xml version="1.0" encoding="utf-8"?>
-<ds:datastoreItem xmlns:ds="http://schemas.openxmlformats.org/officeDocument/2006/customXml" ds:itemID="{6BE91D5B-F997-4728-BBFC-98B90C6B2C37}">
-  <ds:schemaRefs>
-    <ds:schemaRef ds:uri="http://schemas.openxmlformats.org/officeDocument/2006/bibliography"/>
-  </ds:schemaRefs>
-</ds:datastoreItem>
 </file>